--- a/instrv5_22.docx
+++ b/instrv5_22.docx
@@ -775,6 +775,26 @@
         <w:rPr>
           <w:color w:themeColor="accent2" w:val="000000"/>
         </w:rPr>
+        <w:t>обеспечить доступ ML к API Backend, файловой системе хранения документов и RabbitMQ;</w:t>
+      </w:r>
+    </w:p>
+    <w:p>
+      <w:pPr>
+        <w:pStyle w:val="Normal"/>
+        <w:widowControl/>
+        <w:suppressAutoHyphens w:val="false"/>
+        <w:bidi w:val="0"/>
+        <w:spacing w:lineRule="auto" w:line="360" w:before="0" w:after="0"/>
+        <w:ind w:firstLine="567" w:left="0" w:right="0"/>
+        <w:jc w:val="both"/>
+        <w:rPr>
+          <w:color w:val="000000"/>
+        </w:rPr>
+      </w:pPr>
+      <w:r>
+        <w:rPr>
+          <w:color w:themeColor="accent2" w:val="000000"/>
+        </w:rPr>
         <w:t>обеспечить взаимодействие Backend с API системы МДМ;</w:t>
       </w:r>
     </w:p>
@@ -2234,7 +2254,34 @@
         <w:rPr>
           <w:color w:themeColor="accent2" w:val="000000"/>
         </w:rPr>
-        <w:t xml:space="preserve"> — система хранения данных.</w:t>
+        <w:t xml:space="preserve"> — система хранения данных;</w:t>
+      </w:r>
+    </w:p>
+    <w:p>
+      <w:pPr>
+        <w:pStyle w:val="Normal"/>
+        <w:rPr>
+          <w:color w:val="000000"/>
+        </w:rPr>
+      </w:pPr>
+      <w:r>
+        <w:rPr>
+          <w:b/>
+          <w:color w:themeColor="accent2" w:val="000000"/>
+        </w:rPr>
+        <w:t>AMQP</w:t>
+      </w:r>
+      <w:r>
+        <w:rPr>
+          <w:color w:themeColor="accent2" w:val="000000"/>
+        </w:rPr>
+        <w:t xml:space="preserve"> — </w:t>
+      </w:r>
+      <w:r>
+        <w:rPr>
+          <w:color w:themeColor="accent2" w:val="000000"/>
+        </w:rPr>
+        <w:t>Advanced Message Queuing Protocol.</w:t>
       </w:r>
       <w:r>
         <w:br w:type="page"/>
@@ -2415,7 +2462,7 @@
         <w:rPr>
           <w:color w:themeColor="accent2" w:val="000000"/>
         </w:rPr>
-        <w:t xml:space="preserve"> — ML-компоненты выполняют распознавание, анализ и обработку документов. Компонент ML размещается на сервере 192.168.120.219.</w:t>
+        <w:t xml:space="preserve"> — ML-компоненты выполняют распознавание, анализ и обработку документов. Сервер ML `192.168.120.219` не имеет открытых сетевых портов для внешних подключений и взаимодействует с остальной Системой только исходящими соединениями к Backend API, RabbitMQ и файловой системе хранения.</w:t>
       </w:r>
     </w:p>
     <w:p>
@@ -2432,6 +2479,9 @@
       <w:r>
         <w:rPr/>
       </w:r>
+      <w:r>
+        <w:br w:type="page"/>
+      </w:r>
     </w:p>
     <w:p>
       <w:pPr>
@@ -2443,15 +2493,45 @@
         <w:ind w:hanging="0" w:left="0"/>
         <w:jc w:val="center"/>
         <w:rPr>
+          <w:rFonts w:ascii="Arial;sans-serif" w:hAnsi="Arial;sans-serif"/>
+          <w:b w:val="false"/>
+          <w:i w:val="false"/>
+          <w:caps w:val="false"/>
+          <w:smallCaps w:val="false"/>
           <w:color w:val="000000"/>
-        </w:rPr>
+          <w:spacing w:val="0"/>
+        </w:rPr>
+      </w:pPr>
+      <w:bookmarkStart w:id="9" w:name="42"/>
+      <w:bookmarkEnd w:id="9"/>
+      <w:r>
+        <w:rPr>
+          <w:rFonts w:ascii="Arial;sans-serif" w:hAnsi="Arial;sans-serif"/>
+          <w:b w:val="false"/>
+          <w:i w:val="false"/>
+          <w:caps w:val="false"/>
+          <w:smallCaps w:val="false"/>
+          <w:color w:val="000000"/>
+          <w:spacing w:val="0"/>
+        </w:rPr>
+        <w:t>4.2. Взаимодействие компонентов</w:t>
+      </w:r>
+    </w:p>
+    <w:p>
+      <w:pPr>
+        <w:pStyle w:val="Style49"/>
+        <w:numPr>
+          <w:ilvl w:val="0"/>
+          <w:numId w:val="0"/>
+        </w:numPr>
+        <w:ind w:hanging="0" w:left="0"/>
+        <w:jc w:val="center"/>
+        <w:rPr/>
       </w:pPr>
       <w:r>
-        <w:rPr>
-          <w:color w:themeColor="text1" w:val="000000"/>
-        </w:rPr>
+        <w:rPr/>
         <w:drawing>
-          <wp:anchor behindDoc="0" distT="0" distB="0" distL="0" distR="0" simplePos="0" locked="0" layoutInCell="0" allowOverlap="1" relativeHeight="3">
+          <wp:anchor behindDoc="0" distT="0" distB="0" distL="0" distR="0" simplePos="0" locked="0" layoutInCell="0" allowOverlap="1" relativeHeight="4">
             <wp:simplePos x="0" y="0"/>
             <wp:positionH relativeFrom="column">
               <wp:align>center</wp:align>
@@ -2459,7 +2539,7 @@
             <wp:positionV relativeFrom="paragraph">
               <wp:posOffset>635</wp:posOffset>
             </wp:positionV>
-            <wp:extent cx="6119495" cy="4072890"/>
+            <wp:extent cx="6119495" cy="4079240"/>
             <wp:effectExtent l="0" t="0" r="0" b="0"/>
             <wp:wrapSquare wrapText="largest"/>
             <wp:docPr id="1" name="Изображение1" descr=""/>
@@ -2484,7 +2564,7 @@
                   <pic:spPr bwMode="auto">
                     <a:xfrm>
                       <a:off x="0" y="0"/>
-                      <a:ext cx="6119495" cy="4072890"/>
+                      <a:ext cx="6119495" cy="4079240"/>
                     </a:xfrm>
                     <a:prstGeom prst="rect">
                       <a:avLst/>
@@ -2496,9 +2576,6 @@
           </wp:anchor>
         </w:drawing>
       </w:r>
-      <w:bookmarkStart w:id="9" w:name="X8ebedd2e9407c405ea3a736c3d60a6b55c3a22c"/>
-      <w:bookmarkStart w:id="10" w:name="X8ebedd2e9407c405ea3a736c3d60a6b55c3a22c"/>
-      <w:bookmarkEnd w:id="10"/>
     </w:p>
     <w:p>
       <w:pPr>
@@ -2511,18 +2588,296 @@
         <w:jc w:val="center"/>
         <w:rPr>
           <w:color w:val="000000"/>
+        </w:rPr>
+      </w:pPr>
+      <w:r>
+        <w:rPr>
+          <w:color w:themeColor="text1" w:val="000000"/>
+        </w:rPr>
+      </w:r>
+      <w:r>
+        <w:br w:type="page"/>
+      </w:r>
+    </w:p>
+    <w:p>
+      <w:pPr>
+        <w:pStyle w:val="Style49"/>
+        <w:numPr>
+          <w:ilvl w:val="0"/>
+          <w:numId w:val="0"/>
+        </w:numPr>
+        <w:ind w:hanging="0" w:left="0"/>
+        <w:jc w:val="center"/>
+        <w:rPr>
+          <w:color w:themeColor="text1" w:val="000000"/>
+        </w:rPr>
+      </w:pPr>
+      <w:r>
+        <w:rPr>
+          <w:color w:themeColor="text1" w:val="000000"/>
+        </w:rPr>
+      </w:r>
+      <w:bookmarkStart w:id="10" w:name="X8ebedd2e9407c405ea3a736c3d60a6b55c3a22c"/>
+      <w:bookmarkStart w:id="11" w:name="X8ebedd2e9407c405ea3a736c3d60a6b55c3a22c"/>
+      <w:bookmarkEnd w:id="11"/>
+    </w:p>
+    <w:p>
+      <w:pPr>
+        <w:pStyle w:val="Heading3"/>
+        <w:numPr>
+          <w:ilvl w:val="0"/>
+          <w:numId w:val="0"/>
+        </w:numPr>
+        <w:ind w:hanging="0" w:left="0"/>
+        <w:jc w:val="center"/>
+        <w:rPr>
+          <w:color w:val="000000"/>
           <w:u w:val="none"/>
         </w:rPr>
       </w:pPr>
-      <w:bookmarkStart w:id="11" w:name="X50474cfcff20e0a15d9f384c70c8fd55fb5c710"/>
       <w:r>
         <w:rPr>
           <w:color w:themeColor="accent2" w:val="000000"/>
           <w:u w:val="none"/>
         </w:rPr>
-        <w:t>4.3. Интеграция с МДМ</w:t>
+        <w:t>4.3. Роль ML-сервера в системе</w:t>
       </w:r>
-      <w:bookmarkEnd w:id="11"/>
+    </w:p>
+    <w:p>
+      <w:pPr>
+        <w:pStyle w:val="Normal"/>
+        <w:widowControl/>
+        <w:suppressAutoHyphens w:val="false"/>
+        <w:bidi w:val="0"/>
+        <w:spacing w:lineRule="auto" w:line="360" w:before="0" w:after="0"/>
+        <w:ind w:firstLine="567" w:left="0" w:right="0"/>
+        <w:jc w:val="both"/>
+        <w:rPr>
+          <w:color w:val="000000"/>
+          <w:u w:val="none"/>
+        </w:rPr>
+      </w:pPr>
+      <w:r>
+        <w:rPr>
+          <w:rFonts w:ascii="Arial;sans-serif" w:hAnsi="Arial;sans-serif"/>
+          <w:b w:val="false"/>
+          <w:i w:val="false"/>
+          <w:caps w:val="false"/>
+          <w:smallCaps w:val="false"/>
+          <w:color w:val="000000"/>
+          <w:spacing w:val="0"/>
+          <w:sz w:val="28"/>
+          <w:u w:val="none"/>
+        </w:rPr>
+        <w:t>ML-сервер </w:t>
+      </w:r>
+      <w:r>
+        <w:rPr>
+          <w:rStyle w:val="Style30"/>
+          <w:rFonts w:ascii="Arial;sans-serif" w:hAnsi="Arial;sans-serif"/>
+          <w:b w:val="false"/>
+          <w:i w:val="false"/>
+          <w:caps w:val="false"/>
+          <w:smallCaps w:val="false"/>
+          <w:color w:val="000000"/>
+          <w:spacing w:val="0"/>
+          <w:sz w:val="28"/>
+          <w:u w:val="none"/>
+        </w:rPr>
+        <w:t>192.168.120.219</w:t>
+      </w:r>
+      <w:r>
+        <w:rPr>
+          <w:rFonts w:ascii="Arial;sans-serif" w:hAnsi="Arial;sans-serif"/>
+          <w:b w:val="false"/>
+          <w:i w:val="false"/>
+          <w:caps w:val="false"/>
+          <w:smallCaps w:val="false"/>
+          <w:color w:val="000000"/>
+          <w:spacing w:val="0"/>
+          <w:sz w:val="28"/>
+          <w:u w:val="none"/>
+        </w:rPr>
+        <w:t> выполняет следующие функции:</w:t>
+      </w:r>
+      <w:r>
+        <w:rPr>
+          <w:color w:themeColor="accent2" w:val="000000"/>
+          <w:u w:val="none"/>
+        </w:rPr>
+        <w:t>.</w:t>
+      </w:r>
+    </w:p>
+    <w:p>
+      <w:pPr>
+        <w:pStyle w:val="Normal"/>
+        <w:numPr>
+          <w:ilvl w:val="0"/>
+          <w:numId w:val="0"/>
+        </w:numPr>
+        <w:ind w:hanging="0" w:left="0"/>
+        <w:rPr>
+          <w:color w:val="000000"/>
+        </w:rPr>
+      </w:pPr>
+      <w:r>
+        <w:rPr>
+          <w:color w:val="000000"/>
+        </w:rPr>
+        <w:t>получение задач из очереди RabbitMQ;</w:t>
+      </w:r>
+    </w:p>
+    <w:p>
+      <w:pPr>
+        <w:pStyle w:val="Normal"/>
+        <w:numPr>
+          <w:ilvl w:val="0"/>
+          <w:numId w:val="0"/>
+        </w:numPr>
+        <w:ind w:hanging="0" w:left="0"/>
+        <w:rPr>
+          <w:color w:val="000000"/>
+        </w:rPr>
+      </w:pPr>
+      <w:r>
+        <w:rPr>
+          <w:color w:val="000000"/>
+        </w:rPr>
+        <w:t>загрузка документов из общей файловой системы;</w:t>
+      </w:r>
+    </w:p>
+    <w:p>
+      <w:pPr>
+        <w:pStyle w:val="Normal"/>
+        <w:numPr>
+          <w:ilvl w:val="0"/>
+          <w:numId w:val="0"/>
+        </w:numPr>
+        <w:ind w:hanging="0" w:left="0"/>
+        <w:rPr>
+          <w:color w:val="000000"/>
+        </w:rPr>
+      </w:pPr>
+      <w:r>
+        <w:rPr>
+          <w:color w:val="000000"/>
+        </w:rPr>
+        <w:t>распознавание текста и анализ содержимого документов (OCR, ML-модели);</w:t>
+      </w:r>
+    </w:p>
+    <w:p>
+      <w:pPr>
+        <w:pStyle w:val="Normal"/>
+        <w:numPr>
+          <w:ilvl w:val="0"/>
+          <w:numId w:val="0"/>
+        </w:numPr>
+        <w:ind w:hanging="0" w:left="0"/>
+        <w:rPr>
+          <w:color w:val="000000"/>
+        </w:rPr>
+      </w:pPr>
+      <w:r>
+        <w:rPr>
+          <w:color w:val="000000"/>
+        </w:rPr>
+        <w:t>обработка и преобразование документов ГОСТ;</w:t>
+      </w:r>
+    </w:p>
+    <w:p>
+      <w:pPr>
+        <w:pStyle w:val="Normal"/>
+        <w:numPr>
+          <w:ilvl w:val="0"/>
+          <w:numId w:val="0"/>
+        </w:numPr>
+        <w:ind w:hanging="0" w:left="0"/>
+        <w:rPr>
+          <w:color w:val="000000"/>
+        </w:rPr>
+      </w:pPr>
+      <w:r>
+        <w:rPr>
+          <w:color w:val="000000"/>
+        </w:rPr>
+        <w:t>сохранение результатов обработки в файловую систему;</w:t>
+      </w:r>
+    </w:p>
+    <w:p>
+      <w:pPr>
+        <w:pStyle w:val="Normal"/>
+        <w:numPr>
+          <w:ilvl w:val="0"/>
+          <w:numId w:val="0"/>
+        </w:numPr>
+        <w:ind w:hanging="0" w:left="0"/>
+        <w:rPr>
+          <w:color w:val="000000"/>
+        </w:rPr>
+      </w:pPr>
+      <w:r>
+        <w:rPr>
+          <w:color w:val="000000"/>
+        </w:rPr>
+        <w:t>отправка уведомлений о завершении задач в Backend через API;</w:t>
+      </w:r>
+    </w:p>
+    <w:p>
+      <w:pPr>
+        <w:pStyle w:val="Normal"/>
+        <w:numPr>
+          <w:ilvl w:val="0"/>
+          <w:numId w:val="0"/>
+        </w:numPr>
+        <w:ind w:hanging="0" w:left="0"/>
+        <w:rPr>
+          <w:color w:val="000000"/>
+        </w:rPr>
+      </w:pPr>
+      <w:r>
+        <w:rPr>
+          <w:color w:val="000000"/>
+        </w:rPr>
+        <w:t>отправка результатов в очередь RabbitMQ для Backend.</w:t>
+      </w:r>
+    </w:p>
+    <w:p>
+      <w:pPr>
+        <w:pStyle w:val="Heading3"/>
+        <w:numPr>
+          <w:ilvl w:val="0"/>
+          <w:numId w:val="0"/>
+        </w:numPr>
+        <w:ind w:hanging="0" w:left="0"/>
+        <w:jc w:val="center"/>
+        <w:rPr>
+          <w:color w:val="000000"/>
+          <w:u w:val="none"/>
+        </w:rPr>
+      </w:pPr>
+      <w:bookmarkStart w:id="12" w:name="X50474cfcff20e0a15d9f384c70c8fd55fb5c710"/>
+      <w:r>
+        <w:rPr>
+          <w:color w:themeColor="accent2" w:val="000000"/>
+          <w:u w:val="none"/>
+        </w:rPr>
+        <w:t>4.</w:t>
+      </w:r>
+      <w:r>
+        <w:rPr>
+          <w:color w:themeColor="accent2" w:val="000000"/>
+          <w:u w:val="none"/>
+        </w:rPr>
+        <w:t>4</w:t>
+      </w:r>
+      <w:r>
+        <w:rPr>
+          <w:color w:themeColor="accent2" w:val="000000"/>
+          <w:u w:val="none"/>
+        </w:rPr>
+        <w:t>. Интеграция с МДМ</w:t>
+      </w:r>
+      <w:bookmarkEnd w:id="12"/>
     </w:p>
     <w:p>
       <w:pPr>
@@ -2733,12 +3088,12 @@
         <w:jc w:val="center"/>
         <w:rPr/>
       </w:pPr>
-      <w:bookmarkStart w:id="12" w:name="X60f398f020a9788b6b4b23aea33a6bd60baa13b"/>
+      <w:bookmarkStart w:id="13" w:name="X60f398f020a9788b6b4b23aea33a6bd60baa13b"/>
       <w:r>
         <w:rPr/>
         <w:t>5. Характеристики серверного оборудования</w:t>
       </w:r>
-      <w:bookmarkEnd w:id="12"/>
+      <w:bookmarkEnd w:id="13"/>
     </w:p>
     <w:p>
       <w:pPr>
@@ -4116,24 +4471,68 @@
         <w:jc w:val="center"/>
         <w:rPr/>
       </w:pPr>
-      <w:bookmarkStart w:id="13" w:name="Xac6c647560a35ea7c1bc1a36e5a2200b2cd3129"/>
+      <w:bookmarkStart w:id="14" w:name="Xac6c647560a35ea7c1bc1a36e5a2200b2cd3129"/>
       <w:r>
         <w:rPr/>
         <w:t>6. Программное обеспечение и лицензирование</w:t>
       </w:r>
-      <w:bookmarkEnd w:id="13"/>
+      <w:bookmarkEnd w:id="14"/>
     </w:p>
     <w:p>
       <w:pPr>
         <w:pStyle w:val="Heading2"/>
+        <w:keepNext w:val="true"/>
+        <w:keepLines/>
+        <w:widowControl/>
         <w:numPr>
           <w:ilvl w:val="0"/>
           <w:numId w:val="0"/>
         </w:numPr>
-        <w:ind w:hanging="0" w:left="0"/>
+        <w:suppressAutoHyphens w:val="true"/>
+        <w:bidi w:val="0"/>
+        <w:spacing w:lineRule="auto" w:line="360" w:before="360" w:after="360"/>
+        <w:ind w:hanging="0" w:left="-1361" w:right="0"/>
         <w:jc w:val="center"/>
         <w:rPr/>
       </w:pPr>
+      <w:bookmarkStart w:id="15" w:name="61"/>
+      <w:bookmarkEnd w:id="15"/>
+      <w:r>
+        <w:rPr>
+          <w:rFonts w:ascii="Arial;sans-serif" w:hAnsi="Arial;sans-serif"/>
+          <w:b w:val="false"/>
+          <w:i w:val="false"/>
+          <w:caps w:val="false"/>
+          <w:smallCaps w:val="false"/>
+          <w:color w:val="000000"/>
+          <w:spacing w:val="0"/>
+        </w:rPr>
+        <w:t>6.1. Проводимые изменения</w:t>
+      </w:r>
+    </w:p>
+    <w:p>
+      <w:pPr>
+        <w:pStyle w:val="Heading2"/>
+        <w:keepNext w:val="true"/>
+        <w:keepLines/>
+        <w:widowControl/>
+        <w:numPr>
+          <w:ilvl w:val="0"/>
+          <w:numId w:val="0"/>
+        </w:numPr>
+        <w:suppressAutoHyphens w:val="true"/>
+        <w:bidi w:val="0"/>
+        <w:spacing w:lineRule="auto" w:line="360" w:before="360" w:after="360"/>
+        <w:ind w:hanging="0" w:left="-567" w:right="0"/>
+        <w:jc w:val="left"/>
+        <w:rPr/>
+      </w:pPr>
+      <w:r>
+        <w:rPr>
+          <w:b/>
+        </w:rPr>
+        <w:t xml:space="preserve">         </w:t>
+      </w:r>
       <w:r>
         <w:rPr>
           <w:b/>
@@ -4171,7 +4570,7 @@
           </w:tcPr>
           <w:p>
             <w:pPr>
-              <w:pStyle w:val="Style80"/>
+              <w:pStyle w:val="Style81"/>
               <w:rPr>
                 <w:b/>
                 <w:bCs/>
@@ -4203,7 +4602,7 @@
           </w:tcPr>
           <w:p>
             <w:pPr>
-              <w:pStyle w:val="Style80"/>
+              <w:pStyle w:val="Style81"/>
               <w:rPr>
                 <w:b/>
                 <w:bCs/>
@@ -4236,7 +4635,7 @@
           </w:tcPr>
           <w:p>
             <w:pPr>
-              <w:pStyle w:val="Style80"/>
+              <w:pStyle w:val="Style81"/>
               <w:jc w:val="center"/>
               <w:rPr>
                 <w:sz w:val="22"/>
@@ -4293,7 +4692,7 @@
           </w:tcPr>
           <w:p>
             <w:pPr>
-              <w:pStyle w:val="Style80"/>
+              <w:pStyle w:val="Style81"/>
               <w:jc w:val="center"/>
               <w:rPr>
                 <w:sz w:val="22"/>
@@ -4350,7 +4749,7 @@
           </w:tcPr>
           <w:p>
             <w:pPr>
-              <w:pStyle w:val="Style80"/>
+              <w:pStyle w:val="Style81"/>
               <w:jc w:val="center"/>
               <w:rPr>
                 <w:sz w:val="22"/>
@@ -4407,7 +4806,7 @@
           </w:tcPr>
           <w:p>
             <w:pPr>
-              <w:pStyle w:val="Style80"/>
+              <w:pStyle w:val="Style81"/>
               <w:jc w:val="center"/>
               <w:rPr>
                 <w:sz w:val="22"/>
@@ -4464,7 +4863,7 @@
           </w:tcPr>
           <w:p>
             <w:pPr>
-              <w:pStyle w:val="Style80"/>
+              <w:pStyle w:val="Style81"/>
               <w:jc w:val="center"/>
               <w:rPr>
                 <w:sz w:val="22"/>
@@ -4521,7 +4920,7 @@
           </w:tcPr>
           <w:p>
             <w:pPr>
-              <w:pStyle w:val="Style80"/>
+              <w:pStyle w:val="Style81"/>
               <w:jc w:val="center"/>
               <w:rPr>
                 <w:sz w:val="22"/>
@@ -4578,7 +4977,7 @@
           </w:tcPr>
           <w:p>
             <w:pPr>
-              <w:pStyle w:val="Style80"/>
+              <w:pStyle w:val="Style81"/>
               <w:jc w:val="center"/>
               <w:rPr>
                 <w:sz w:val="22"/>
@@ -4635,7 +5034,7 @@
           </w:tcPr>
           <w:p>
             <w:pPr>
-              <w:pStyle w:val="Style80"/>
+              <w:pStyle w:val="Style81"/>
               <w:jc w:val="center"/>
               <w:rPr>
                 <w:sz w:val="22"/>
@@ -4692,7 +5091,123 @@
           </w:tcPr>
           <w:p>
             <w:pPr>
-              <w:pStyle w:val="Style80"/>
+              <w:pStyle w:val="Style81"/>
+              <w:jc w:val="center"/>
+              <w:rPr>
+                <w:sz w:val="22"/>
+                <w:szCs w:val="22"/>
+              </w:rPr>
+            </w:pPr>
+            <w:r>
+              <w:rPr>
+                <w:color w:themeColor="accent2" w:val="000000"/>
+                <w:sz w:val="22"/>
+                <w:szCs w:val="22"/>
+              </w:rPr>
+              <w:t>x</w:t>
+            </w:r>
+          </w:p>
+        </w:tc>
+        <w:tc>
+          <w:tcPr>
+            <w:tcW w:w="8591" w:type="dxa"/>
+            <w:tcBorders>
+              <w:left w:val="single" w:sz="2" w:space="0" w:color="000000"/>
+              <w:bottom w:val="single" w:sz="2" w:space="0" w:color="000000"/>
+              <w:right w:val="single" w:sz="2" w:space="0" w:color="000000"/>
+            </w:tcBorders>
+          </w:tcPr>
+          <w:p>
+            <w:pPr>
+              <w:pStyle w:val="Normal"/>
+              <w:rPr>
+                <w:color w:val="000000"/>
+                <w:sz w:val="22"/>
+                <w:szCs w:val="22"/>
+              </w:rPr>
+            </w:pPr>
+            <w:r>
+              <w:rPr>
+                <w:color w:val="000000"/>
+                <w:sz w:val="22"/>
+                <w:szCs w:val="22"/>
+              </w:rPr>
+              <w:t>Настройка общей файловой системы для хранения документов</w:t>
+            </w:r>
+          </w:p>
+        </w:tc>
+      </w:tr>
+      <w:tr>
+        <w:trPr/>
+        <w:tc>
+          <w:tcPr>
+            <w:tcW w:w="967" w:type="dxa"/>
+            <w:tcBorders>
+              <w:left w:val="single" w:sz="2" w:space="0" w:color="000000"/>
+              <w:bottom w:val="single" w:sz="2" w:space="0" w:color="000000"/>
+            </w:tcBorders>
+          </w:tcPr>
+          <w:p>
+            <w:pPr>
+              <w:pStyle w:val="Style81"/>
+              <w:jc w:val="center"/>
+              <w:rPr>
+                <w:sz w:val="22"/>
+                <w:szCs w:val="22"/>
+              </w:rPr>
+            </w:pPr>
+            <w:r>
+              <w:rPr>
+                <w:color w:themeColor="accent2" w:val="000000"/>
+                <w:sz w:val="22"/>
+                <w:szCs w:val="22"/>
+              </w:rPr>
+              <w:t>x</w:t>
+            </w:r>
+          </w:p>
+        </w:tc>
+        <w:tc>
+          <w:tcPr>
+            <w:tcW w:w="8591" w:type="dxa"/>
+            <w:tcBorders>
+              <w:left w:val="single" w:sz="2" w:space="0" w:color="000000"/>
+              <w:bottom w:val="single" w:sz="2" w:space="0" w:color="000000"/>
+              <w:right w:val="single" w:sz="2" w:space="0" w:color="000000"/>
+            </w:tcBorders>
+          </w:tcPr>
+          <w:p>
+            <w:pPr>
+              <w:pStyle w:val="Normal"/>
+              <w:rPr>
+                <w:color w:val="000000"/>
+                <w:sz w:val="22"/>
+                <w:szCs w:val="22"/>
+              </w:rPr>
+            </w:pPr>
+            <w:r>
+              <w:rPr>
+                <w:color w:val="000000"/>
+                <w:sz w:val="22"/>
+                <w:szCs w:val="22"/>
+              </w:rPr>
+              <w:t>Настройка взаимодействия ML с Backend API, RabbitMQ и файловой системой</w:t>
+            </w:r>
+          </w:p>
+        </w:tc>
+      </w:tr>
+      <w:tr>
+        <w:trPr/>
+        <w:tc>
+          <w:tcPr>
+            <w:tcW w:w="967" w:type="dxa"/>
+            <w:tcBorders>
+              <w:left w:val="single" w:sz="2" w:space="0" w:color="000000"/>
+              <w:bottom w:val="single" w:sz="2" w:space="0" w:color="000000"/>
+            </w:tcBorders>
+          </w:tcPr>
+          <w:p>
+            <w:pPr>
+              <w:pStyle w:val="Style81"/>
               <w:jc w:val="center"/>
               <w:rPr>
                 <w:sz w:val="22"/>
@@ -4749,7 +5264,7 @@
           </w:tcPr>
           <w:p>
             <w:pPr>
-              <w:pStyle w:val="Style80"/>
+              <w:pStyle w:val="Style81"/>
               <w:jc w:val="center"/>
               <w:rPr>
                 <w:sz w:val="22"/>
@@ -4806,7 +5321,7 @@
           </w:tcPr>
           <w:p>
             <w:pPr>
-              <w:pStyle w:val="Style80"/>
+              <w:pStyle w:val="Style81"/>
               <w:jc w:val="center"/>
               <w:rPr>
                 <w:sz w:val="22"/>
@@ -4854,7 +5369,49 @@
     </w:tbl>
     <w:p>
       <w:pPr>
-        <w:pStyle w:val="Style48"/>
+        <w:pStyle w:val="Style49"/>
+        <w:jc w:val="center"/>
+        <w:rPr>
+          <w:b/>
+        </w:rPr>
+      </w:pPr>
+      <w:r>
+        <w:rPr>
+          <w:b/>
+        </w:rPr>
+      </w:r>
+    </w:p>
+    <w:p>
+      <w:pPr>
+        <w:pStyle w:val="Heading3"/>
+        <w:numPr>
+          <w:ilvl w:val="0"/>
+          <w:numId w:val="0"/>
+        </w:numPr>
+        <w:ind w:hanging="0" w:left="0"/>
+        <w:jc w:val="center"/>
+        <w:rPr>
+          <w:b/>
+        </w:rPr>
+      </w:pPr>
+      <w:bookmarkStart w:id="16" w:name="62"/>
+      <w:bookmarkEnd w:id="16"/>
+      <w:r>
+        <w:rPr>
+          <w:rFonts w:ascii="Arial;sans-serif" w:hAnsi="Arial;sans-serif"/>
+          <w:b w:val="false"/>
+          <w:i w:val="false"/>
+          <w:caps w:val="false"/>
+          <w:smallCaps w:val="false"/>
+          <w:color w:val="000000"/>
+          <w:spacing w:val="0"/>
+        </w:rPr>
+        <w:t>6.2. Состав устанавливаемого ПО</w:t>
+      </w:r>
+    </w:p>
+    <w:p>
+      <w:pPr>
+        <w:pStyle w:val="Style49"/>
         <w:jc w:val="center"/>
         <w:rPr>
           <w:b/>
@@ -4869,6 +5426,7 @@
     <w:p>
       <w:pPr>
         <w:pStyle w:val="Normal"/>
+        <w:jc w:val="left"/>
         <w:rPr>
           <w:color w:val="000000"/>
         </w:rPr>
@@ -5035,7 +5593,7 @@
           </w:tcPr>
           <w:p>
             <w:pPr>
-              <w:pStyle w:val="Style80"/>
+              <w:pStyle w:val="Style81"/>
               <w:rPr>
                 <w:sz w:val="22"/>
                 <w:szCs w:val="22"/>
@@ -5091,6 +5649,7 @@
               <w:pStyle w:val="Normal"/>
               <w:jc w:val="left"/>
               <w:rPr>
+                <w:color w:themeColor="accent2" w:val="000000"/>
                 <w:sz w:val="22"/>
                 <w:szCs w:val="22"/>
               </w:rPr>
@@ -5101,7 +5660,32 @@
                 <w:sz w:val="22"/>
                 <w:szCs w:val="22"/>
               </w:rPr>
-              <w:t>Debian 11, Nginx, PHP 8.2, PHP-FPM, Symfony, Composer, RabbitMQ, Apache FOP, JEuclid</w:t>
+              <w:t>Debian 11, Nginx, PHP 8.2, PHP-FPM, Symfony, Composer, RabbitMQ, Apache F</w:t>
+            </w:r>
+            <w:r>
+              <w:rPr>
+                <w:b w:val="false"/>
+                <w:bCs w:val="false"/>
+                <w:color w:themeColor="accent2" w:val="000000"/>
+                <w:sz w:val="22"/>
+                <w:szCs w:val="22"/>
+              </w:rPr>
+              <w:t>OP, Jeuclid,</w:t>
+            </w:r>
+            <w:r>
+              <w:rPr>
+                <w:rFonts w:ascii="Arial;sans-serif" w:hAnsi="Arial;sans-serif"/>
+                <w:b w:val="false"/>
+                <w:bCs w:val="false"/>
+                <w:i w:val="false"/>
+                <w:caps w:val="false"/>
+                <w:smallCaps w:val="false"/>
+                <w:color w:themeColor="accent2" w:val="000000"/>
+                <w:spacing w:val="0"/>
+                <w:sz w:val="22"/>
+                <w:szCs w:val="22"/>
+              </w:rPr>
+              <w:t>NFS Server (для общей файловой системы)</w:t>
             </w:r>
           </w:p>
         </w:tc>
@@ -5118,7 +5702,7 @@
           </w:tcPr>
           <w:p>
             <w:pPr>
-              <w:pStyle w:val="Style80"/>
+              <w:pStyle w:val="Style81"/>
               <w:rPr>
                 <w:sz w:val="22"/>
                 <w:szCs w:val="22"/>
@@ -5201,7 +5785,7 @@
           </w:tcPr>
           <w:p>
             <w:pPr>
-              <w:pStyle w:val="Style80"/>
+              <w:pStyle w:val="Style81"/>
               <w:rPr>
                 <w:sz w:val="22"/>
                 <w:szCs w:val="22"/>
@@ -5283,7 +5867,7 @@
           </w:tcPr>
           <w:p>
             <w:pPr>
-              <w:pStyle w:val="Style80"/>
+              <w:pStyle w:val="Style81"/>
               <w:rPr>
                 <w:sz w:val="22"/>
                 <w:szCs w:val="22"/>
@@ -5392,12 +5976,12 @@
         <w:jc w:val="center"/>
         <w:rPr/>
       </w:pPr>
-      <w:bookmarkStart w:id="14" w:name="X350cd01a2c2711ee78ba3e9c402ad2687e2f461"/>
+      <w:bookmarkStart w:id="17" w:name="X350cd01a2c2711ee78ba3e9c402ad2687e2f461"/>
       <w:r>
         <w:rPr/>
         <w:t>6.3. Лицензирование</w:t>
       </w:r>
-      <w:bookmarkEnd w:id="14"/>
+      <w:bookmarkEnd w:id="17"/>
     </w:p>
     <w:p>
       <w:pPr>
@@ -5430,12 +6014,12 @@
         <w:jc w:val="center"/>
         <w:rPr/>
       </w:pPr>
-      <w:bookmarkStart w:id="15" w:name="X6da28d2904d0175ee8d83247e4e45ffed1b8cb9"/>
+      <w:bookmarkStart w:id="18" w:name="X6da28d2904d0175ee8d83247e4e45ffed1b8cb9"/>
       <w:r>
         <w:rPr/>
         <w:t>7. Объекты, создаваемые в АД, DNS</w:t>
       </w:r>
-      <w:bookmarkEnd w:id="15"/>
+      <w:bookmarkEnd w:id="18"/>
     </w:p>
     <w:p>
       <w:pPr>
@@ -6338,12 +6922,12 @@
         </w:numPr>
         <w:rPr/>
       </w:pPr>
-      <w:bookmarkStart w:id="16" w:name="Xcdc04cd63919647f8119c6e64f81d3aa46b2d50"/>
+      <w:bookmarkStart w:id="19" w:name="Xcdc04cd63919647f8119c6e64f81d3aa46b2d50"/>
       <w:r>
         <w:rPr/>
         <w:t>8. Права доступа и привилегии</w:t>
       </w:r>
-      <w:bookmarkEnd w:id="16"/>
+      <w:bookmarkEnd w:id="19"/>
     </w:p>
     <w:p>
       <w:pPr>
@@ -7512,12 +8096,12 @@
         <w:jc w:val="center"/>
         <w:rPr/>
       </w:pPr>
-      <w:bookmarkStart w:id="17" w:name="Xff20d354fda3aa114edf4646a1de2e010fe43de"/>
+      <w:bookmarkStart w:id="20" w:name="Xff20d354fda3aa114edf4646a1de2e010fe43de"/>
       <w:r>
         <w:rPr/>
         <w:t>9. Интеграция с системами ИТ</w:t>
       </w:r>
-      <w:bookmarkEnd w:id="17"/>
+      <w:bookmarkEnd w:id="20"/>
     </w:p>
     <w:p>
       <w:pPr>
@@ -7529,12 +8113,12 @@
         <w:ind w:hanging="0" w:left="0"/>
         <w:rPr/>
       </w:pPr>
-      <w:bookmarkStart w:id="18" w:name="X980df3a4e99814bb4788fbc22ed036f36eb3212"/>
+      <w:bookmarkStart w:id="21" w:name="X980df3a4e99814bb4788fbc22ed036f36eb3212"/>
       <w:r>
         <w:rPr/>
         <w:t>9.1. Системы мониторинга и управления</w:t>
       </w:r>
-      <w:bookmarkEnd w:id="18"/>
+      <w:bookmarkEnd w:id="21"/>
     </w:p>
     <w:p>
       <w:pPr>
@@ -7686,12 +8270,12 @@
         <w:ind w:hanging="0" w:left="0"/>
         <w:rPr/>
       </w:pPr>
-      <w:bookmarkStart w:id="19" w:name="Xd32d0c4ed4b095bd047e85ba8b33faa4c091f24"/>
+      <w:bookmarkStart w:id="22" w:name="Xd32d0c4ed4b095bd047e85ba8b33faa4c091f24"/>
       <w:r>
         <w:rPr/>
         <w:t>9.2. Интеграция с системами информационной безопасности</w:t>
       </w:r>
-      <w:bookmarkEnd w:id="19"/>
+      <w:bookmarkEnd w:id="22"/>
     </w:p>
     <w:p>
       <w:pPr>
@@ -7723,12 +8307,12 @@
         <w:ind w:hanging="0" w:left="0"/>
         <w:rPr/>
       </w:pPr>
-      <w:bookmarkStart w:id="20" w:name="X6659a0db327a2129bfe06af45723ab9a5c6517b"/>
+      <w:bookmarkStart w:id="23" w:name="X6659a0db327a2129bfe06af45723ab9a5c6517b"/>
       <w:r>
         <w:rPr/>
         <w:t>9.3. DNS и NTP</w:t>
       </w:r>
-      <w:bookmarkEnd w:id="20"/>
+      <w:bookmarkEnd w:id="23"/>
     </w:p>
     <w:p>
       <w:pPr>
@@ -8984,7 +9568,7 @@
           </w:tcPr>
           <w:p>
             <w:pPr>
-              <w:pStyle w:val="Style80"/>
+              <w:pStyle w:val="Style81"/>
               <w:rPr>
                 <w:color w:val="000000"/>
                 <w:sz w:val="22"/>
@@ -9012,7 +9596,7 @@
           </w:tcPr>
           <w:p>
             <w:pPr>
-              <w:pStyle w:val="Style80"/>
+              <w:pStyle w:val="Style81"/>
               <w:jc w:val="left"/>
               <w:rPr>
                 <w:color w:val="000000"/>
@@ -9124,7 +9708,7 @@
           </w:tcPr>
           <w:p>
             <w:pPr>
-              <w:pStyle w:val="Style80"/>
+              <w:pStyle w:val="Style81"/>
               <w:rPr>
                 <w:color w:val="000000"/>
                 <w:sz w:val="22"/>
@@ -9152,7 +9736,7 @@
           </w:tcPr>
           <w:p>
             <w:pPr>
-              <w:pStyle w:val="Style80"/>
+              <w:pStyle w:val="Style81"/>
               <w:jc w:val="left"/>
               <w:rPr>
                 <w:color w:val="000000"/>
@@ -9264,7 +9848,7 @@
           </w:tcPr>
           <w:p>
             <w:pPr>
-              <w:pStyle w:val="Style80"/>
+              <w:pStyle w:val="Style81"/>
               <w:rPr>
                 <w:color w:val="000000"/>
                 <w:sz w:val="22"/>
@@ -9292,7 +9876,7 @@
           </w:tcPr>
           <w:p>
             <w:pPr>
-              <w:pStyle w:val="Style80"/>
+              <w:pStyle w:val="Style81"/>
               <w:jc w:val="left"/>
               <w:rPr>
                 <w:color w:val="000000"/>
@@ -9404,7 +9988,7 @@
           </w:tcPr>
           <w:p>
             <w:pPr>
-              <w:pStyle w:val="Style80"/>
+              <w:pStyle w:val="Style81"/>
               <w:rPr>
                 <w:color w:val="000000"/>
                 <w:sz w:val="22"/>
@@ -9432,7 +10016,7 @@
           </w:tcPr>
           <w:p>
             <w:pPr>
-              <w:pStyle w:val="Style80"/>
+              <w:pStyle w:val="Style81"/>
               <w:jc w:val="left"/>
               <w:rPr>
                 <w:color w:val="000000"/>
@@ -9544,7 +10128,7 @@
           </w:tcPr>
           <w:p>
             <w:pPr>
-              <w:pStyle w:val="Style80"/>
+              <w:pStyle w:val="Style81"/>
               <w:rPr>
                 <w:color w:val="000000"/>
                 <w:sz w:val="22"/>
@@ -9572,7 +10156,7 @@
           </w:tcPr>
           <w:p>
             <w:pPr>
-              <w:pStyle w:val="Style80"/>
+              <w:pStyle w:val="Style81"/>
               <w:jc w:val="left"/>
               <w:rPr>
                 <w:color w:val="000000"/>
@@ -9684,7 +10268,7 @@
           </w:tcPr>
           <w:p>
             <w:pPr>
-              <w:pStyle w:val="Style80"/>
+              <w:pStyle w:val="Style81"/>
               <w:rPr>
                 <w:color w:val="000000"/>
                 <w:sz w:val="22"/>
@@ -9712,7 +10296,7 @@
           </w:tcPr>
           <w:p>
             <w:pPr>
-              <w:pStyle w:val="Style80"/>
+              <w:pStyle w:val="Style81"/>
               <w:jc w:val="left"/>
               <w:rPr>
                 <w:color w:val="000000"/>
@@ -9824,7 +10408,7 @@
           </w:tcPr>
           <w:p>
             <w:pPr>
-              <w:pStyle w:val="Style80"/>
+              <w:pStyle w:val="Style81"/>
               <w:rPr>
                 <w:color w:val="000000"/>
                 <w:sz w:val="22"/>
@@ -9852,7 +10436,7 @@
           </w:tcPr>
           <w:p>
             <w:pPr>
-              <w:pStyle w:val="Style80"/>
+              <w:pStyle w:val="Style81"/>
               <w:jc w:val="left"/>
               <w:rPr>
                 <w:color w:val="000000"/>
@@ -9972,7 +10556,7 @@
           </w:tcPr>
           <w:p>
             <w:pPr>
-              <w:pStyle w:val="Style80"/>
+              <w:pStyle w:val="Style81"/>
               <w:rPr>
                 <w:color w:val="000000"/>
                 <w:sz w:val="22"/>
@@ -10000,7 +10584,7 @@
           </w:tcPr>
           <w:p>
             <w:pPr>
-              <w:pStyle w:val="Style80"/>
+              <w:pStyle w:val="Style81"/>
               <w:jc w:val="left"/>
               <w:rPr>
                 <w:color w:val="000000"/>
@@ -10051,12 +10635,12 @@
         <w:ind w:hanging="0" w:left="0"/>
         <w:rPr/>
       </w:pPr>
-      <w:bookmarkStart w:id="21" w:name="X6c877bf64463dea7a6bc0772b9bd122c82e724c"/>
+      <w:bookmarkStart w:id="24" w:name="X6c877bf64463dea7a6bc0772b9bd122c82e724c"/>
       <w:r>
         <w:rPr/>
         <w:t>9.6. Правила доступа в Интернет</w:t>
       </w:r>
-      <w:bookmarkEnd w:id="21"/>
+      <w:bookmarkEnd w:id="24"/>
     </w:p>
     <w:p>
       <w:pPr>
@@ -10188,12 +10772,12 @@
         <w:ind w:hanging="0" w:left="0"/>
         <w:rPr/>
       </w:pPr>
-      <w:bookmarkStart w:id="22" w:name="Xa8605f69f7fabab557a78dc0731d469df37785f"/>
+      <w:bookmarkStart w:id="25" w:name="Xa8605f69f7fabab557a78dc0731d469df37785f"/>
       <w:r>
         <w:rPr/>
         <w:t>9.7. Влияние на существующую инфраструктуру</w:t>
       </w:r>
-      <w:bookmarkEnd w:id="22"/>
+      <w:bookmarkEnd w:id="25"/>
     </w:p>
     <w:p>
       <w:pPr>
@@ -10559,7 +11143,7 @@
           </w:tcPr>
           <w:p>
             <w:pPr>
-              <w:pStyle w:val="Style80"/>
+              <w:pStyle w:val="Style81"/>
               <w:rPr>
                 <w:sz w:val="22"/>
                 <w:szCs w:val="22"/>
@@ -10580,7 +11164,7 @@
           </w:tcPr>
           <w:p>
             <w:pPr>
-              <w:pStyle w:val="Style80"/>
+              <w:pStyle w:val="Style81"/>
               <w:rPr>
                 <w:sz w:val="22"/>
                 <w:szCs w:val="22"/>
@@ -10601,7 +11185,7 @@
           </w:tcPr>
           <w:p>
             <w:pPr>
-              <w:pStyle w:val="Style80"/>
+              <w:pStyle w:val="Style81"/>
               <w:rPr>
                 <w:sz w:val="22"/>
                 <w:szCs w:val="22"/>
@@ -10650,7 +11234,7 @@
           </w:tcPr>
           <w:p>
             <w:pPr>
-              <w:pStyle w:val="Style80"/>
+              <w:pStyle w:val="Style81"/>
               <w:rPr>
                 <w:sz w:val="22"/>
                 <w:szCs w:val="22"/>
@@ -10671,7 +11255,7 @@
           </w:tcPr>
           <w:p>
             <w:pPr>
-              <w:pStyle w:val="Style80"/>
+              <w:pStyle w:val="Style81"/>
               <w:rPr>
                 <w:sz w:val="22"/>
                 <w:szCs w:val="22"/>
@@ -10692,7 +11276,7 @@
           </w:tcPr>
           <w:p>
             <w:pPr>
-              <w:pStyle w:val="Style80"/>
+              <w:pStyle w:val="Style81"/>
               <w:rPr>
                 <w:sz w:val="22"/>
                 <w:szCs w:val="22"/>
@@ -10741,7 +11325,7 @@
           </w:tcPr>
           <w:p>
             <w:pPr>
-              <w:pStyle w:val="Style80"/>
+              <w:pStyle w:val="Style81"/>
               <w:rPr>
                 <w:sz w:val="22"/>
                 <w:szCs w:val="22"/>
@@ -10762,7 +11346,7 @@
           </w:tcPr>
           <w:p>
             <w:pPr>
-              <w:pStyle w:val="Style80"/>
+              <w:pStyle w:val="Style81"/>
               <w:rPr>
                 <w:sz w:val="22"/>
                 <w:szCs w:val="22"/>
@@ -10783,7 +11367,7 @@
           </w:tcPr>
           <w:p>
             <w:pPr>
-              <w:pStyle w:val="Style80"/>
+              <w:pStyle w:val="Style81"/>
               <w:rPr>
                 <w:sz w:val="22"/>
                 <w:szCs w:val="22"/>
@@ -10832,7 +11416,7 @@
           </w:tcPr>
           <w:p>
             <w:pPr>
-              <w:pStyle w:val="Style80"/>
+              <w:pStyle w:val="Style81"/>
               <w:rPr>
                 <w:sz w:val="22"/>
                 <w:szCs w:val="22"/>
@@ -10853,7 +11437,7 @@
           </w:tcPr>
           <w:p>
             <w:pPr>
-              <w:pStyle w:val="Style80"/>
+              <w:pStyle w:val="Style81"/>
               <w:rPr>
                 <w:sz w:val="22"/>
                 <w:szCs w:val="22"/>
@@ -10874,7 +11458,7 @@
           </w:tcPr>
           <w:p>
             <w:pPr>
-              <w:pStyle w:val="Style80"/>
+              <w:pStyle w:val="Style81"/>
               <w:rPr>
                 <w:sz w:val="22"/>
                 <w:szCs w:val="22"/>
@@ -10923,7 +11507,7 @@
           </w:tcPr>
           <w:p>
             <w:pPr>
-              <w:pStyle w:val="Style80"/>
+              <w:pStyle w:val="Style81"/>
               <w:rPr>
                 <w:sz w:val="22"/>
                 <w:szCs w:val="22"/>
@@ -10944,7 +11528,7 @@
           </w:tcPr>
           <w:p>
             <w:pPr>
-              <w:pStyle w:val="Style80"/>
+              <w:pStyle w:val="Style81"/>
               <w:rPr>
                 <w:sz w:val="22"/>
                 <w:szCs w:val="22"/>
@@ -10965,7 +11549,7 @@
           </w:tcPr>
           <w:p>
             <w:pPr>
-              <w:pStyle w:val="Style80"/>
+              <w:pStyle w:val="Style81"/>
               <w:rPr>
                 <w:sz w:val="22"/>
                 <w:szCs w:val="22"/>
@@ -11598,11 +12182,152 @@
       <w:rPr/>
     </w:lvl>
   </w:abstractNum>
+  <w:abstractNum w:abstractNumId="3">
+    <w:lvl w:ilvl="0">
+      <w:start w:val="1"/>
+      <w:numFmt w:val="bullet"/>
+      <w:suff w:val="nothing"/>
+      <w:lvlText w:val=""/>
+      <w:lvlJc w:val="left"/>
+      <w:pPr>
+        <w:tabs>
+          <w:tab w:val="num" w:pos="709"/>
+        </w:tabs>
+        <w:ind w:left="709" w:hanging="0"/>
+      </w:pPr>
+      <w:rPr>
+        <w:rFonts w:ascii="Symbol" w:hAnsi="Symbol" w:cs="Symbol" w:hint="default"/>
+      </w:rPr>
+    </w:lvl>
+    <w:lvl w:ilvl="1">
+      <w:start w:val="1"/>
+      <w:numFmt w:val="bullet"/>
+      <w:lvlText w:val=""/>
+      <w:lvlJc w:val="left"/>
+      <w:pPr>
+        <w:tabs>
+          <w:tab w:val="num" w:pos="1418"/>
+        </w:tabs>
+        <w:ind w:left="1418" w:hanging="283"/>
+      </w:pPr>
+      <w:rPr>
+        <w:rFonts w:ascii="Symbol" w:hAnsi="Symbol" w:cs="Symbol" w:hint="default"/>
+      </w:rPr>
+    </w:lvl>
+    <w:lvl w:ilvl="2">
+      <w:start w:val="1"/>
+      <w:numFmt w:val="bullet"/>
+      <w:lvlText w:val=""/>
+      <w:lvlJc w:val="left"/>
+      <w:pPr>
+        <w:tabs>
+          <w:tab w:val="num" w:pos="2127"/>
+        </w:tabs>
+        <w:ind w:left="2127" w:hanging="283"/>
+      </w:pPr>
+      <w:rPr>
+        <w:rFonts w:ascii="Symbol" w:hAnsi="Symbol" w:cs="Symbol" w:hint="default"/>
+      </w:rPr>
+    </w:lvl>
+    <w:lvl w:ilvl="3">
+      <w:start w:val="1"/>
+      <w:numFmt w:val="bullet"/>
+      <w:lvlText w:val=""/>
+      <w:lvlJc w:val="left"/>
+      <w:pPr>
+        <w:tabs>
+          <w:tab w:val="num" w:pos="2836"/>
+        </w:tabs>
+        <w:ind w:left="2836" w:hanging="283"/>
+      </w:pPr>
+      <w:rPr>
+        <w:rFonts w:ascii="Symbol" w:hAnsi="Symbol" w:cs="Symbol" w:hint="default"/>
+      </w:rPr>
+    </w:lvl>
+    <w:lvl w:ilvl="4">
+      <w:start w:val="1"/>
+      <w:numFmt w:val="bullet"/>
+      <w:lvlText w:val=""/>
+      <w:lvlJc w:val="left"/>
+      <w:pPr>
+        <w:tabs>
+          <w:tab w:val="num" w:pos="3545"/>
+        </w:tabs>
+        <w:ind w:left="3545" w:hanging="283"/>
+      </w:pPr>
+      <w:rPr>
+        <w:rFonts w:ascii="Symbol" w:hAnsi="Symbol" w:cs="Symbol" w:hint="default"/>
+      </w:rPr>
+    </w:lvl>
+    <w:lvl w:ilvl="5">
+      <w:start w:val="1"/>
+      <w:numFmt w:val="bullet"/>
+      <w:lvlText w:val=""/>
+      <w:lvlJc w:val="left"/>
+      <w:pPr>
+        <w:tabs>
+          <w:tab w:val="num" w:pos="4254"/>
+        </w:tabs>
+        <w:ind w:left="4254" w:hanging="283"/>
+      </w:pPr>
+      <w:rPr>
+        <w:rFonts w:ascii="Symbol" w:hAnsi="Symbol" w:cs="Symbol" w:hint="default"/>
+      </w:rPr>
+    </w:lvl>
+    <w:lvl w:ilvl="6">
+      <w:start w:val="1"/>
+      <w:numFmt w:val="bullet"/>
+      <w:lvlText w:val=""/>
+      <w:lvlJc w:val="left"/>
+      <w:pPr>
+        <w:tabs>
+          <w:tab w:val="num" w:pos="4963"/>
+        </w:tabs>
+        <w:ind w:left="4963" w:hanging="283"/>
+      </w:pPr>
+      <w:rPr>
+        <w:rFonts w:ascii="Symbol" w:hAnsi="Symbol" w:cs="Symbol" w:hint="default"/>
+      </w:rPr>
+    </w:lvl>
+    <w:lvl w:ilvl="7">
+      <w:start w:val="1"/>
+      <w:numFmt w:val="bullet"/>
+      <w:lvlText w:val=""/>
+      <w:lvlJc w:val="left"/>
+      <w:pPr>
+        <w:tabs>
+          <w:tab w:val="num" w:pos="5672"/>
+        </w:tabs>
+        <w:ind w:left="5672" w:hanging="283"/>
+      </w:pPr>
+      <w:rPr>
+        <w:rFonts w:ascii="Symbol" w:hAnsi="Symbol" w:cs="Symbol" w:hint="default"/>
+      </w:rPr>
+    </w:lvl>
+    <w:lvl w:ilvl="8">
+      <w:start w:val="1"/>
+      <w:numFmt w:val="bullet"/>
+      <w:lvlText w:val=""/>
+      <w:lvlJc w:val="left"/>
+      <w:pPr>
+        <w:tabs>
+          <w:tab w:val="num" w:pos="6381"/>
+        </w:tabs>
+        <w:ind w:left="6381" w:hanging="283"/>
+      </w:pPr>
+      <w:rPr>
+        <w:rFonts w:ascii="Symbol" w:hAnsi="Symbol" w:cs="Symbol" w:hint="default"/>
+      </w:rPr>
+    </w:lvl>
+  </w:abstractNum>
   <w:num w:numId="1">
     <w:abstractNumId w:val="1"/>
   </w:num>
   <w:num w:numId="2">
     <w:abstractNumId w:val="2"/>
+  </w:num>
+  <w:num w:numId="3">
+    <w:abstractNumId w:val="3"/>
   </w:num>
 </w:numbering>
 </file>
@@ -11783,7 +12508,7 @@
   </w:style>
   <w:style w:type="paragraph" w:styleId="Heading1">
     <w:name w:val="Heading 1"/>
-    <w:next w:val="Style48"/>
+    <w:next w:val="Style49"/>
     <w:uiPriority w:val="6"/>
     <w:qFormat/>
     <w:pPr>
@@ -11808,7 +12533,7 @@
   </w:style>
   <w:style w:type="paragraph" w:styleId="Heading2">
     <w:name w:val="Heading 2"/>
-    <w:next w:val="Style48"/>
+    <w:next w:val="Style49"/>
     <w:uiPriority w:val="6"/>
     <w:qFormat/>
     <w:pPr>
@@ -11836,7 +12561,7 @@
   </w:style>
   <w:style w:type="paragraph" w:styleId="Heading3">
     <w:name w:val="Heading 3"/>
-    <w:next w:val="Style48"/>
+    <w:next w:val="Style49"/>
     <w:uiPriority w:val="6"/>
     <w:qFormat/>
     <w:pPr>
@@ -11864,7 +12589,7 @@
   </w:style>
   <w:style w:type="paragraph" w:styleId="Heading4">
     <w:name w:val="Heading 4"/>
-    <w:next w:val="Style48"/>
+    <w:next w:val="Style49"/>
     <w:uiPriority w:val="6"/>
     <w:qFormat/>
     <w:pPr>
@@ -11892,7 +12617,7 @@
   </w:style>
   <w:style w:type="paragraph" w:styleId="Heading5">
     <w:name w:val="Heading 5"/>
-    <w:next w:val="Style48"/>
+    <w:next w:val="Style49"/>
     <w:uiPriority w:val="6"/>
     <w:qFormat/>
     <w:pPr>
@@ -11920,7 +12645,7 @@
   </w:style>
   <w:style w:type="paragraph" w:styleId="Heading6">
     <w:name w:val="Heading 6"/>
-    <w:next w:val="Style48"/>
+    <w:next w:val="Style49"/>
     <w:uiPriority w:val="6"/>
     <w:qFormat/>
     <w:pPr>
@@ -11948,7 +12673,7 @@
   </w:style>
   <w:style w:type="paragraph" w:styleId="Heading7">
     <w:name w:val="Heading 7"/>
-    <w:next w:val="Style48"/>
+    <w:next w:val="Style49"/>
     <w:uiPriority w:val="6"/>
     <w:qFormat/>
     <w:pPr>
@@ -11976,7 +12701,7 @@
   </w:style>
   <w:style w:type="paragraph" w:styleId="Heading8">
     <w:name w:val="Heading 8"/>
-    <w:next w:val="Style48"/>
+    <w:next w:val="Style49"/>
     <w:uiPriority w:val="6"/>
     <w:qFormat/>
     <w:pPr>
@@ -12004,7 +12729,7 @@
   </w:style>
   <w:style w:type="paragraph" w:styleId="Heading9">
     <w:name w:val="Heading 9"/>
-    <w:next w:val="Style48"/>
+    <w:next w:val="Style49"/>
     <w:uiPriority w:val="32"/>
     <w:qFormat/>
     <w:pPr>
@@ -13155,7 +13880,14 @@
       <w:rFonts w:ascii="Liberation Mono" w:hAnsi="Liberation Mono" w:eastAsia="Liberation Mono" w:cs="Liberation Mono"/>
     </w:rPr>
   </w:style>
-  <w:style w:type="paragraph" w:styleId="Style31">
+  <w:style w:type="character" w:styleId="Style31">
+    <w:name w:val="Маркеры"/>
+    <w:qFormat/>
+    <w:rPr>
+      <w:rFonts w:ascii="OpenSymbol" w:hAnsi="OpenSymbol" w:eastAsia="OpenSymbol" w:cs="OpenSymbol"/>
+    </w:rPr>
+  </w:style>
+  <w:style w:type="paragraph" w:styleId="Style32">
     <w:name w:val="Заголовок"/>
     <w:basedOn w:val="Normal"/>
     <w:next w:val="BodyText"/>
@@ -13221,7 +13953,7 @@
       <w:lang w:val="en-US"/>
     </w:rPr>
   </w:style>
-  <w:style w:type="paragraph" w:styleId="Style32">
+  <w:style w:type="paragraph" w:styleId="Style33">
     <w:name w:val="Указатель"/>
     <w:basedOn w:val="Normal"/>
     <w:qFormat/>
@@ -13296,7 +14028,7 @@
   </w:style>
   <w:style w:type="paragraph" w:styleId="TableofFigures" w:customStyle="1">
     <w:name w:val="Table of Figures"/>
-    <w:next w:val="Style52"/>
+    <w:next w:val="Style53"/>
     <w:uiPriority w:val="21"/>
     <w:qFormat/>
     <w:pPr>
@@ -13317,7 +14049,7 @@
       <w:lang w:val="ru-RU" w:eastAsia="ru-RU" w:bidi="ar-SA"/>
     </w:rPr>
   </w:style>
-  <w:style w:type="paragraph" w:styleId="Style33">
+  <w:style w:type="paragraph" w:styleId="Style34">
     <w:name w:val="Верхний и нижний колонтитулы"/>
     <w:basedOn w:val="Normal"/>
     <w:qFormat/>
@@ -14230,7 +14962,7 @@
       <w:szCs w:val="24"/>
     </w:rPr>
   </w:style>
-  <w:style w:type="paragraph" w:styleId="Style34" w:customStyle="1">
+  <w:style w:type="paragraph" w:styleId="Style35" w:customStyle="1">
     <w:name w:val="Заголовки Структуры Документа"/>
     <w:basedOn w:val="Heading1"/>
     <w:next w:val="Normal"/>
@@ -14245,7 +14977,7 @@
       <w:sz w:val="28"/>
     </w:rPr>
   </w:style>
-  <w:style w:type="paragraph" w:styleId="Style35" w:customStyle="1">
+  <w:style w:type="paragraph" w:styleId="Style36" w:customStyle="1">
     <w:name w:val="Название рисунка"/>
     <w:basedOn w:val="Caption"/>
     <w:next w:val="Normal"/>
@@ -14263,7 +14995,7 @@
       <w:lang w:val="ru-RU" w:eastAsia="ru-RU"/>
     </w:rPr>
   </w:style>
-  <w:style w:type="paragraph" w:styleId="Style36" w:customStyle="1">
+  <w:style w:type="paragraph" w:styleId="Style37" w:customStyle="1">
     <w:name w:val="**Основной"/>
     <w:qFormat/>
     <w:pPr>
@@ -14285,7 +15017,7 @@
   </w:style>
   <w:style w:type="paragraph" w:styleId="General" w:customStyle="1">
     <w:name w:val="**General"/>
-    <w:basedOn w:val="Style36"/>
+    <w:basedOn w:val="Style37"/>
     <w:qFormat/>
     <w:pPr>
       <w:spacing w:before="0" w:after="240"/>
@@ -14297,8 +15029,8 @@
   </w:style>
   <w:style w:type="paragraph" w:styleId="1-" w:customStyle="1">
     <w:name w:val="**Заг1-номер"/>
-    <w:basedOn w:val="Style36"/>
-    <w:next w:val="Style36"/>
+    <w:basedOn w:val="Style37"/>
+    <w:next w:val="Style37"/>
     <w:qFormat/>
     <w:pPr>
       <w:keepNext w:val="true"/>
@@ -14334,8 +15066,8 @@
   </w:style>
   <w:style w:type="paragraph" w:styleId="2-1" w:customStyle="1">
     <w:name w:val="**Заг2-номер"/>
-    <w:basedOn w:val="Style36"/>
-    <w:next w:val="Style36"/>
+    <w:basedOn w:val="Style37"/>
+    <w:next w:val="Style37"/>
     <w:qFormat/>
     <w:pPr>
       <w:keepNext w:val="true"/>
@@ -14372,8 +15104,8 @@
   </w:style>
   <w:style w:type="paragraph" w:styleId="1-1" w:customStyle="1">
     <w:name w:val="**Буква1-заголовок"/>
-    <w:basedOn w:val="Style36"/>
-    <w:next w:val="Style36"/>
+    <w:basedOn w:val="Style37"/>
+    <w:next w:val="Style37"/>
     <w:qFormat/>
     <w:pPr>
       <w:keepNext w:val="true"/>
@@ -14393,7 +15125,7 @@
   </w:style>
   <w:style w:type="paragraph" w:styleId="2-2" w:customStyle="1">
     <w:name w:val="**Буква2-заголовок"/>
-    <w:basedOn w:val="Style36"/>
+    <w:basedOn w:val="Style37"/>
     <w:next w:val="Normal"/>
     <w:qFormat/>
     <w:pPr>
@@ -14431,7 +15163,7 @@
   </w:style>
   <w:style w:type="paragraph" w:styleId="3-1" w:customStyle="1">
     <w:name w:val="**Буква3-заголовок"/>
-    <w:basedOn w:val="Style36"/>
+    <w:basedOn w:val="Style37"/>
     <w:qFormat/>
     <w:pPr>
       <w:keepNext w:val="true"/>
@@ -14468,7 +15200,7 @@
   </w:style>
   <w:style w:type="paragraph" w:styleId="4-" w:customStyle="1">
     <w:name w:val="**Буква4-заголовок"/>
-    <w:basedOn w:val="Style36"/>
+    <w:basedOn w:val="Style37"/>
     <w:qFormat/>
     <w:pPr>
       <w:keepNext w:val="true"/>
@@ -14503,7 +15235,7 @@
   </w:style>
   <w:style w:type="paragraph" w:styleId="5-" w:customStyle="1">
     <w:name w:val="**Буква5-заголовок"/>
-    <w:basedOn w:val="Style36"/>
+    <w:basedOn w:val="Style37"/>
     <w:qFormat/>
     <w:pPr>
       <w:keepNext w:val="true"/>
@@ -14539,7 +15271,7 @@
   </w:style>
   <w:style w:type="paragraph" w:styleId="6-" w:customStyle="1">
     <w:name w:val="**Буква6-заголовок"/>
-    <w:basedOn w:val="Style36"/>
+    <w:basedOn w:val="Style37"/>
     <w:qFormat/>
     <w:pPr>
       <w:keepNext w:val="true"/>
@@ -14573,9 +15305,9 @@
       <w:spacing w:val="0"/>
     </w:rPr>
   </w:style>
-  <w:style w:type="paragraph" w:styleId="Style37" w:customStyle="1">
+  <w:style w:type="paragraph" w:styleId="Style38" w:customStyle="1">
     <w:name w:val="**Заг_листинг"/>
-    <w:basedOn w:val="Style36"/>
+    <w:basedOn w:val="Style37"/>
     <w:next w:val="Normal"/>
     <w:qFormat/>
     <w:pPr>
@@ -14588,10 +15320,10 @@
       <w:b/>
     </w:rPr>
   </w:style>
-  <w:style w:type="paragraph" w:styleId="Style38" w:customStyle="1">
+  <w:style w:type="paragraph" w:styleId="Style39" w:customStyle="1">
     <w:name w:val="**Заг_рис"/>
-    <w:basedOn w:val="Style36"/>
-    <w:next w:val="Style36"/>
+    <w:basedOn w:val="Style37"/>
+    <w:next w:val="Style37"/>
     <w:qFormat/>
     <w:pPr>
       <w:spacing w:before="120" w:after="180"/>
@@ -14604,8 +15336,8 @@
   </w:style>
   <w:style w:type="paragraph" w:styleId="12" w:customStyle="1">
     <w:name w:val="**Заг1"/>
-    <w:basedOn w:val="Style36"/>
-    <w:next w:val="Style36"/>
+    <w:basedOn w:val="Style37"/>
+    <w:next w:val="Style37"/>
     <w:qFormat/>
     <w:pPr>
       <w:keepNext w:val="true"/>
@@ -14624,7 +15356,7 @@
   </w:style>
   <w:style w:type="paragraph" w:styleId="1-2" w:customStyle="1">
     <w:name w:val="**Заг1-буква"/>
-    <w:next w:val="Style36"/>
+    <w:next w:val="Style37"/>
     <w:qFormat/>
     <w:pPr>
       <w:pageBreakBefore/>
@@ -14646,7 +15378,7 @@
   </w:style>
   <w:style w:type="paragraph" w:styleId="2-4" w:customStyle="1">
     <w:name w:val="**Заг2-буква"/>
-    <w:basedOn w:val="Style36"/>
+    <w:basedOn w:val="Style37"/>
     <w:qFormat/>
     <w:pPr>
       <w:tabs>
@@ -14661,7 +15393,7 @@
   <w:style w:type="paragraph" w:styleId="2-5" w:customStyle="1">
     <w:name w:val="**Заг2-основной"/>
     <w:basedOn w:val="2-1"/>
-    <w:next w:val="Style36"/>
+    <w:next w:val="Style37"/>
     <w:qFormat/>
     <w:pPr>
       <w:keepNext w:val="false"/>
@@ -14680,7 +15412,7 @@
   </w:style>
   <w:style w:type="paragraph" w:styleId="3-3" w:customStyle="1">
     <w:name w:val="**Заг3-буква"/>
-    <w:basedOn w:val="Style36"/>
+    <w:basedOn w:val="Style37"/>
     <w:qFormat/>
     <w:pPr>
       <w:tabs>
@@ -14694,8 +15426,8 @@
   </w:style>
   <w:style w:type="paragraph" w:styleId="3-4" w:customStyle="1">
     <w:name w:val="**Заг3-номер"/>
-    <w:basedOn w:val="Style36"/>
-    <w:next w:val="Style36"/>
+    <w:basedOn w:val="Style37"/>
+    <w:next w:val="Style37"/>
     <w:qFormat/>
     <w:pPr>
       <w:keepNext w:val="true"/>
@@ -14732,7 +15464,7 @@
   </w:style>
   <w:style w:type="paragraph" w:styleId="4-2" w:customStyle="1">
     <w:name w:val="**Заг4-буква"/>
-    <w:basedOn w:val="Style36"/>
+    <w:basedOn w:val="Style37"/>
     <w:qFormat/>
     <w:pPr>
       <w:ind w:hanging="720" w:left="1428"/>
@@ -14741,8 +15473,8 @@
   </w:style>
   <w:style w:type="paragraph" w:styleId="4-3" w:customStyle="1">
     <w:name w:val="**Заг4-номер"/>
-    <w:basedOn w:val="Style36"/>
-    <w:next w:val="Style36"/>
+    <w:basedOn w:val="Style37"/>
+    <w:next w:val="Style37"/>
     <w:qFormat/>
     <w:pPr>
       <w:keepNext w:val="true"/>
@@ -14778,8 +15510,8 @@
   </w:style>
   <w:style w:type="paragraph" w:styleId="5-2" w:customStyle="1">
     <w:name w:val="**Заг5-номер"/>
-    <w:basedOn w:val="Style36"/>
-    <w:next w:val="Style36"/>
+    <w:basedOn w:val="Style37"/>
+    <w:next w:val="Style37"/>
     <w:qFormat/>
     <w:pPr>
       <w:keepNext w:val="true"/>
@@ -14815,8 +15547,8 @@
   </w:style>
   <w:style w:type="paragraph" w:styleId="6-2" w:customStyle="1">
     <w:name w:val="**Заг6-номер"/>
-    <w:basedOn w:val="Style36"/>
-    <w:next w:val="Style36"/>
+    <w:basedOn w:val="Style37"/>
+    <w:next w:val="Style37"/>
     <w:qFormat/>
     <w:pPr>
       <w:keepNext w:val="true"/>
@@ -14852,8 +15584,8 @@
   </w:style>
   <w:style w:type="paragraph" w:styleId="-1" w:customStyle="1">
     <w:name w:val="**Заг-скрытый"/>
-    <w:basedOn w:val="Style36"/>
-    <w:next w:val="Style36"/>
+    <w:basedOn w:val="Style37"/>
+    <w:next w:val="Style37"/>
     <w:qFormat/>
     <w:pPr>
       <w:keepNext w:val="true"/>
@@ -14869,8 +15601,8 @@
   </w:style>
   <w:style w:type="paragraph" w:styleId="-2" w:customStyle="1">
     <w:name w:val="**Заг-содержание"/>
-    <w:basedOn w:val="Style36"/>
-    <w:next w:val="Style36"/>
+    <w:basedOn w:val="Style37"/>
+    <w:next w:val="Style37"/>
     <w:qFormat/>
     <w:pPr>
       <w:keepNext w:val="true"/>
@@ -14887,7 +15619,7 @@
       <w:sz w:val="30"/>
     </w:rPr>
   </w:style>
-  <w:style w:type="paragraph" w:styleId="Style39" w:customStyle="1">
+  <w:style w:type="paragraph" w:styleId="Style40" w:customStyle="1">
     <w:name w:val="**Комментарий"/>
     <w:qFormat/>
     <w:pPr>
@@ -14917,7 +15649,7 @@
       <w:lang w:val="ru-RU" w:eastAsia="ru-RU" w:bidi="ar-SA"/>
     </w:rPr>
   </w:style>
-  <w:style w:type="paragraph" w:styleId="Style40" w:customStyle="1">
+  <w:style w:type="paragraph" w:styleId="Style41" w:customStyle="1">
     <w:name w:val="**Листинг"/>
     <w:qFormat/>
     <w:pPr>
@@ -14984,10 +15716,10 @@
       <w:szCs w:val="24"/>
     </w:rPr>
   </w:style>
-  <w:style w:type="paragraph" w:styleId="Style41" w:customStyle="1">
+  <w:style w:type="paragraph" w:styleId="Style42" w:customStyle="1">
     <w:name w:val="**Рисунок"/>
-    <w:basedOn w:val="Style36"/>
-    <w:next w:val="Style38"/>
+    <w:basedOn w:val="Style37"/>
+    <w:next w:val="Style39"/>
     <w:qFormat/>
     <w:pPr>
       <w:keepNext w:val="true"/>
@@ -15000,7 +15732,7 @@
       <w:b/>
     </w:rPr>
   </w:style>
-  <w:style w:type="paragraph" w:styleId="Style42" w:customStyle="1">
+  <w:style w:type="paragraph" w:styleId="Style43" w:customStyle="1">
     <w:name w:val="**Список"/>
     <w:qFormat/>
     <w:pPr>
@@ -15020,10 +15752,10 @@
       <w:lang w:val="ru-RU" w:eastAsia="ru-RU" w:bidi="ar-SA"/>
     </w:rPr>
   </w:style>
-  <w:style w:type="paragraph" w:styleId="Style43" w:customStyle="1">
+  <w:style w:type="paragraph" w:styleId="Style44" w:customStyle="1">
     <w:name w:val="**Табл_заг"/>
-    <w:basedOn w:val="Style36"/>
-    <w:next w:val="Style36"/>
+    <w:basedOn w:val="Style37"/>
+    <w:next w:val="Style37"/>
     <w:qFormat/>
     <w:pPr>
       <w:keepNext w:val="true"/>
@@ -15039,9 +15771,9 @@
     </w:pPr>
     <w:rPr/>
   </w:style>
-  <w:style w:type="paragraph" w:styleId="Style44" w:customStyle="1">
+  <w:style w:type="paragraph" w:styleId="Style45" w:customStyle="1">
     <w:name w:val="**Табл_текст"/>
-    <w:basedOn w:val="Style36"/>
+    <w:basedOn w:val="Style37"/>
     <w:qFormat/>
     <w:pPr>
       <w:spacing w:lineRule="auto" w:line="240"/>
@@ -15052,9 +15784,9 @@
       <w:sz w:val="24"/>
     </w:rPr>
   </w:style>
-  <w:style w:type="paragraph" w:styleId="Style45" w:customStyle="1">
+  <w:style w:type="paragraph" w:styleId="Style46" w:customStyle="1">
     <w:name w:val="**Титул_заг"/>
-    <w:next w:val="Style36"/>
+    <w:next w:val="Style37"/>
     <w:qFormat/>
     <w:pPr>
       <w:widowControl/>
@@ -15073,9 +15805,9 @@
       <w:lang w:val="ru-RU" w:eastAsia="ru-RU" w:bidi="ar-SA"/>
     </w:rPr>
   </w:style>
-  <w:style w:type="paragraph" w:styleId="Style46" w:customStyle="1">
+  <w:style w:type="paragraph" w:styleId="Style47" w:customStyle="1">
     <w:name w:val="**Титул_подзаг"/>
-    <w:next w:val="Style36"/>
+    <w:next w:val="Style37"/>
     <w:qFormat/>
     <w:pPr>
       <w:widowControl/>
@@ -15217,7 +15949,7 @@
   </w:style>
   <w:style w:type="paragraph" w:styleId="IndexHeading">
     <w:name w:val="Index Heading"/>
-    <w:basedOn w:val="Style31"/>
+    <w:basedOn w:val="Style32"/>
     <w:pPr/>
     <w:rPr/>
   </w:style>
@@ -15283,7 +16015,7 @@
       <w:szCs w:val="24"/>
     </w:rPr>
   </w:style>
-  <w:style w:type="paragraph" w:styleId="Style47" w:customStyle="1">
+  <w:style w:type="paragraph" w:styleId="Style48" w:customStyle="1">
     <w:name w:val="ГС_Основной_текст"/>
     <w:qFormat/>
     <w:pPr>
@@ -15450,7 +16182,7 @@
       <w:lang w:val="ru-RU" w:eastAsia="en-US" w:bidi="ar-SA"/>
     </w:rPr>
   </w:style>
-  <w:style w:type="paragraph" w:styleId="Style48" w:customStyle="1">
+  <w:style w:type="paragraph" w:styleId="Style49" w:customStyle="1">
     <w:name w:val="Абзац"/>
     <w:uiPriority w:val="9"/>
     <w:qFormat/>
@@ -15471,10 +16203,10 @@
       <w:lang w:val="ru-RU" w:eastAsia="en-US" w:bidi="ar-SA"/>
     </w:rPr>
   </w:style>
-  <w:style w:type="paragraph" w:styleId="Style49" w:customStyle="1">
+  <w:style w:type="paragraph" w:styleId="Style50" w:customStyle="1">
     <w:name w:val="Абзац без красной строки"/>
-    <w:basedOn w:val="Style48"/>
-    <w:next w:val="Style48"/>
+    <w:basedOn w:val="Style49"/>
+    <w:next w:val="Style49"/>
     <w:uiPriority w:val="9"/>
     <w:qFormat/>
     <w:pPr>
@@ -15532,10 +16264,10 @@
     </w:pPr>
     <w:rPr/>
   </w:style>
-  <w:style w:type="paragraph" w:styleId="Style50" w:customStyle="1">
+  <w:style w:type="paragraph" w:styleId="Style51" w:customStyle="1">
     <w:name w:val="Абзац с отступом до"/>
-    <w:basedOn w:val="Style48"/>
-    <w:next w:val="Style48"/>
+    <w:basedOn w:val="Style49"/>
+    <w:next w:val="Style49"/>
     <w:uiPriority w:val="9"/>
     <w:qFormat/>
     <w:pPr>
@@ -15545,7 +16277,7 @@
   </w:style>
   <w:style w:type="paragraph" w:styleId="13" w:customStyle="1">
     <w:name w:val="Заголовок 1 (не вкл в содержание"/>
-    <w:next w:val="Style48"/>
+    <w:next w:val="Style49"/>
     <w:uiPriority w:val="5"/>
     <w:qFormat/>
     <w:pPr>
@@ -15571,7 +16303,7 @@
   </w:style>
   <w:style w:type="paragraph" w:styleId="14" w:customStyle="1">
     <w:name w:val="Заголовок 1 (вкл в содержание)"/>
-    <w:next w:val="Style48"/>
+    <w:next w:val="Style49"/>
     <w:uiPriority w:val="5"/>
     <w:qFormat/>
     <w:pPr>
@@ -15595,9 +16327,9 @@
       <w:lang w:val="ru-RU" w:eastAsia="en-US" w:bidi="ar-SA"/>
     </w:rPr>
   </w:style>
-  <w:style w:type="paragraph" w:styleId="Style51" w:customStyle="1">
+  <w:style w:type="paragraph" w:styleId="Style52" w:customStyle="1">
     <w:name w:val="Пример"/>
-    <w:next w:val="Style48"/>
+    <w:next w:val="Style49"/>
     <w:uiPriority w:val="14"/>
     <w:qFormat/>
     <w:pPr>
@@ -15619,9 +16351,9 @@
       <w:lang w:val="ru-RU" w:eastAsia="en-US" w:bidi="ar-SA"/>
     </w:rPr>
   </w:style>
-  <w:style w:type="paragraph" w:styleId="Style52" w:customStyle="1">
+  <w:style w:type="paragraph" w:styleId="Style53" w:customStyle="1">
     <w:name w:val="Рисунок (номер)"/>
-    <w:next w:val="Style48"/>
+    <w:next w:val="Style49"/>
     <w:uiPriority w:val="22"/>
     <w:qFormat/>
     <w:pPr>
@@ -15642,9 +16374,9 @@
       <w:lang w:val="ru-RU" w:eastAsia="en-US" w:bidi="ar-SA"/>
     </w:rPr>
   </w:style>
-  <w:style w:type="paragraph" w:styleId="Style53" w:customStyle="1">
+  <w:style w:type="paragraph" w:styleId="Style54" w:customStyle="1">
     <w:name w:val="Рисунок (подрисуночный текст)"/>
-    <w:next w:val="Style52"/>
+    <w:next w:val="Style53"/>
     <w:uiPriority w:val="21"/>
     <w:qFormat/>
     <w:pPr>
@@ -15665,9 +16397,9 @@
       <w:lang w:val="ru-RU" w:eastAsia="ru-RU" w:bidi="ar-SA"/>
     </w:rPr>
   </w:style>
-  <w:style w:type="paragraph" w:styleId="Style54" w:customStyle="1">
+  <w:style w:type="paragraph" w:styleId="Style55" w:customStyle="1">
     <w:name w:val="Текст в рамках (большой)"/>
-    <w:basedOn w:val="Style78"/>
+    <w:basedOn w:val="Style79"/>
     <w:uiPriority w:val="38"/>
     <w:qFormat/>
     <w:pPr/>
@@ -15675,7 +16407,7 @@
       <w:sz w:val="40"/>
     </w:rPr>
   </w:style>
-  <w:style w:type="paragraph" w:styleId="Style55" w:customStyle="1">
+  <w:style w:type="paragraph" w:styleId="Style56" w:customStyle="1">
     <w:name w:val="Рисунок (текст выноски)"/>
     <w:uiPriority w:val="23"/>
     <w:qFormat/>
@@ -15713,7 +16445,7 @@
     </w:pPr>
     <w:rPr/>
   </w:style>
-  <w:style w:type="paragraph" w:styleId="Style56" w:customStyle="1">
+  <w:style w:type="paragraph" w:styleId="Style57" w:customStyle="1">
     <w:name w:val="Формула табуляцией (пояснение)"/>
     <w:uiPriority w:val="31"/>
     <w:qFormat/>
@@ -15738,9 +16470,9 @@
       <w:lang w:val="ru-RU" w:eastAsia="en-US" w:bidi="ar-SA"/>
     </w:rPr>
   </w:style>
-  <w:style w:type="paragraph" w:styleId="Style57" w:customStyle="1">
+  <w:style w:type="paragraph" w:styleId="Style58" w:customStyle="1">
     <w:name w:val="Таблица (номер и наименование)"/>
-    <w:next w:val="Style58"/>
+    <w:next w:val="Style59"/>
     <w:uiPriority w:val="25"/>
     <w:qFormat/>
     <w:pPr>
@@ -15762,7 +16494,7 @@
       <w:lang w:val="ru-RU" w:eastAsia="en-US" w:bidi="ar-SA"/>
     </w:rPr>
   </w:style>
-  <w:style w:type="paragraph" w:styleId="Style58" w:customStyle="1">
+  <w:style w:type="paragraph" w:styleId="Style59" w:customStyle="1">
     <w:name w:val="Таблица (текст по центру)"/>
     <w:uiPriority w:val="27"/>
     <w:qFormat/>
@@ -15783,7 +16515,7 @@
       <w:lang w:val="ru-RU" w:eastAsia="en-US" w:bidi="ar-SA"/>
     </w:rPr>
   </w:style>
-  <w:style w:type="paragraph" w:styleId="Style59" w:customStyle="1">
+  <w:style w:type="paragraph" w:styleId="Style60" w:customStyle="1">
     <w:name w:val="Таблица (текст по ширине/слева)"/>
     <w:uiPriority w:val="27"/>
     <w:qFormat/>
@@ -15804,9 +16536,9 @@
       <w:lang w:val="ru-RU" w:eastAsia="en-US" w:bidi="ar-SA"/>
     </w:rPr>
   </w:style>
-  <w:style w:type="paragraph" w:styleId="Style60" w:customStyle="1">
+  <w:style w:type="paragraph" w:styleId="Style61" w:customStyle="1">
     <w:name w:val="Текст в рамках (малый)"/>
-    <w:basedOn w:val="Style78"/>
+    <w:basedOn w:val="Style79"/>
     <w:uiPriority w:val="38"/>
     <w:qFormat/>
     <w:pPr/>
@@ -15912,7 +16644,7 @@
   </w:style>
   <w:style w:type="paragraph" w:styleId="23" w:customStyle="1">
     <w:name w:val="Заголовок 2 (приложение)"/>
-    <w:next w:val="Style48"/>
+    <w:next w:val="Style49"/>
     <w:uiPriority w:val="33"/>
     <w:qFormat/>
     <w:pPr>
@@ -15936,7 +16668,7 @@
   </w:style>
   <w:style w:type="paragraph" w:styleId="33" w:customStyle="1">
     <w:name w:val="Заголовок 3 (приложение)"/>
-    <w:next w:val="Style48"/>
+    <w:next w:val="Style49"/>
     <w:uiPriority w:val="33"/>
     <w:qFormat/>
     <w:pPr>
@@ -15960,7 +16692,7 @@
   </w:style>
   <w:style w:type="paragraph" w:styleId="43" w:customStyle="1">
     <w:name w:val="Заголовок 4 (приложение)"/>
-    <w:next w:val="Style48"/>
+    <w:next w:val="Style49"/>
     <w:uiPriority w:val="33"/>
     <w:qFormat/>
     <w:pPr>
@@ -15984,7 +16716,7 @@
   </w:style>
   <w:style w:type="paragraph" w:styleId="53" w:customStyle="1">
     <w:name w:val="Заголовок 5 (приложение)"/>
-    <w:next w:val="Style48"/>
+    <w:next w:val="Style49"/>
     <w:uiPriority w:val="33"/>
     <w:qFormat/>
     <w:pPr>
@@ -16008,7 +16740,7 @@
   </w:style>
   <w:style w:type="paragraph" w:styleId="63" w:customStyle="1">
     <w:name w:val="Заголовок 6 (приложение)"/>
-    <w:next w:val="Style48"/>
+    <w:next w:val="Style49"/>
     <w:uiPriority w:val="33"/>
     <w:qFormat/>
     <w:pPr>
@@ -16090,7 +16822,7 @@
     </w:pPr>
     <w:rPr/>
   </w:style>
-  <w:style w:type="paragraph" w:styleId="Style61" w:customStyle="1">
+  <w:style w:type="paragraph" w:styleId="Style62" w:customStyle="1">
     <w:name w:val="Таблица (текст справа)"/>
     <w:uiPriority w:val="27"/>
     <w:qFormat/>
@@ -16237,9 +16969,9 @@
       <w:lang w:val="ru-RU" w:eastAsia="en-US" w:bidi="ar-SA"/>
     </w:rPr>
   </w:style>
-  <w:style w:type="paragraph" w:styleId="Style62" w:customStyle="1">
+  <w:style w:type="paragraph" w:styleId="Style63" w:customStyle="1">
     <w:name w:val="Формула табуляцией"/>
-    <w:next w:val="Style56"/>
+    <w:next w:val="Style57"/>
     <w:uiPriority w:val="31"/>
     <w:qFormat/>
     <w:pPr>
@@ -16287,7 +17019,7 @@
   </w:style>
   <w:style w:type="paragraph" w:styleId="73" w:customStyle="1">
     <w:name w:val="Заголовок 7 (приложение)"/>
-    <w:next w:val="Style48"/>
+    <w:next w:val="Style49"/>
     <w:uiPriority w:val="33"/>
     <w:qFormat/>
     <w:pPr>
@@ -16311,7 +17043,7 @@
   </w:style>
   <w:style w:type="paragraph" w:styleId="83" w:customStyle="1">
     <w:name w:val="Заголовок 8 (приложение)"/>
-    <w:next w:val="Style48"/>
+    <w:next w:val="Style49"/>
     <w:uiPriority w:val="33"/>
     <w:qFormat/>
     <w:pPr>
@@ -16335,7 +17067,7 @@
   </w:style>
   <w:style w:type="paragraph" w:styleId="92" w:customStyle="1">
     <w:name w:val="Заголовок 9 (приложение)"/>
-    <w:next w:val="Style48"/>
+    <w:next w:val="Style49"/>
     <w:uiPriority w:val="33"/>
     <w:qFormat/>
     <w:pPr>
@@ -16393,9 +17125,9 @@
     </w:pPr>
     <w:rPr/>
   </w:style>
-  <w:style w:type="paragraph" w:styleId="Style63" w:customStyle="1">
+  <w:style w:type="paragraph" w:styleId="Style64" w:customStyle="1">
     <w:name w:val="Примечание"/>
-    <w:next w:val="Style48"/>
+    <w:next w:val="Style49"/>
     <w:uiPriority w:val="11"/>
     <w:qFormat/>
     <w:pPr>
@@ -16437,10 +17169,10 @@
       <w:sz w:val="28"/>
     </w:rPr>
   </w:style>
-  <w:style w:type="paragraph" w:styleId="Style64" w:customStyle="1">
+  <w:style w:type="paragraph" w:styleId="Style65" w:customStyle="1">
     <w:name w:val="Абзац центрированный"/>
-    <w:basedOn w:val="Style49"/>
-    <w:next w:val="Style48"/>
+    <w:basedOn w:val="Style50"/>
+    <w:next w:val="Style49"/>
     <w:uiPriority w:val="9"/>
     <w:qFormat/>
     <w:pPr>
@@ -16452,17 +17184,17 @@
     </w:pPr>
     <w:rPr/>
   </w:style>
-  <w:style w:type="paragraph" w:styleId="Style65" w:customStyle="1">
+  <w:style w:type="paragraph" w:styleId="Style66" w:customStyle="1">
     <w:name w:val="Пример (нумерация)"/>
-    <w:basedOn w:val="Style51"/>
+    <w:basedOn w:val="Style52"/>
     <w:uiPriority w:val="14"/>
     <w:qFormat/>
     <w:pPr/>
     <w:rPr/>
   </w:style>
-  <w:style w:type="paragraph" w:styleId="Style66" w:customStyle="1">
+  <w:style w:type="paragraph" w:styleId="Style67" w:customStyle="1">
     <w:name w:val="Предупреждение (слова &quot;Предупреждение&quot;"/>
-    <w:next w:val="Style76"/>
+    <w:next w:val="Style77"/>
     <w:uiPriority w:val="10"/>
     <w:qFormat/>
     <w:pPr>
@@ -16486,7 +17218,7 @@
       <w:lang w:val="ru-RU" w:eastAsia="en-US" w:bidi="ar-SA"/>
     </w:rPr>
   </w:style>
-  <w:style w:type="paragraph" w:styleId="Style67" w:customStyle="1">
+  <w:style w:type="paragraph" w:styleId="Style68" w:customStyle="1">
     <w:name w:val="Таблица (расшифровка списков/перечней/...)"/>
     <w:uiPriority w:val="30"/>
     <w:qFormat/>
@@ -16506,15 +17238,15 @@
       <w:lang w:val="ru-RU" w:eastAsia="en-US" w:bidi="ar-SA"/>
     </w:rPr>
   </w:style>
-  <w:style w:type="paragraph" w:styleId="Style68" w:customStyle="1">
+  <w:style w:type="paragraph" w:styleId="Style69" w:customStyle="1">
     <w:name w:val="Примечание (нумерация)"/>
-    <w:basedOn w:val="Style63"/>
+    <w:basedOn w:val="Style64"/>
     <w:uiPriority w:val="12"/>
     <w:qFormat/>
     <w:pPr/>
     <w:rPr/>
   </w:style>
-  <w:style w:type="paragraph" w:styleId="Style69" w:customStyle="1">
+  <w:style w:type="paragraph" w:styleId="Style70" w:customStyle="1">
     <w:name w:val="Текст программы и команды"/>
     <w:uiPriority w:val="16"/>
     <w:qFormat/>
@@ -16546,7 +17278,7 @@
       <w:lang w:val="ru-RU" w:eastAsia="en-US" w:bidi="ar-SA"/>
     </w:rPr>
   </w:style>
-  <w:style w:type="paragraph" w:styleId="Style70" w:customStyle="1">
+  <w:style w:type="paragraph" w:styleId="Style71" w:customStyle="1">
     <w:name w:val="Таблица (раздел в спецификации/ведомости/...)"/>
     <w:uiPriority w:val="29"/>
     <w:qFormat/>
@@ -16569,7 +17301,7 @@
       <w:lang w:val="ru-RU" w:eastAsia="en-US" w:bidi="ar-SA"/>
     </w:rPr>
   </w:style>
-  <w:style w:type="paragraph" w:styleId="Style71" w:customStyle="1">
+  <w:style w:type="paragraph" w:styleId="Style72" w:customStyle="1">
     <w:name w:val="ЛУ и ТЛ (подписи) (таблица: текст по центру)"/>
     <w:uiPriority w:val="3"/>
     <w:qFormat/>
@@ -16589,7 +17321,7 @@
       <w:lang w:val="ru-RU" w:eastAsia="en-US" w:bidi="ar-SA"/>
     </w:rPr>
   </w:style>
-  <w:style w:type="paragraph" w:styleId="Style72" w:customStyle="1">
+  <w:style w:type="paragraph" w:styleId="Style73" w:customStyle="1">
     <w:name w:val="ЛУ и ТЛ (подписи) (таблица: текст по ширине/слева)"/>
     <w:uiPriority w:val="3"/>
     <w:qFormat/>
@@ -16609,7 +17341,7 @@
       <w:lang w:val="ru-RU" w:eastAsia="en-US" w:bidi="ar-SA"/>
     </w:rPr>
   </w:style>
-  <w:style w:type="paragraph" w:styleId="Style73" w:customStyle="1">
+  <w:style w:type="paragraph" w:styleId="Style74" w:customStyle="1">
     <w:name w:val="ЛУ и ТЛ (подписи) (таблица: текст справа)"/>
     <w:uiPriority w:val="3"/>
     <w:qFormat/>
@@ -16629,7 +17361,7 @@
       <w:lang w:val="ru-RU" w:eastAsia="en-US" w:bidi="ar-SA"/>
     </w:rPr>
   </w:style>
-  <w:style w:type="paragraph" w:styleId="Style74" w:customStyle="1">
+  <w:style w:type="paragraph" w:styleId="Style75" w:customStyle="1">
     <w:name w:val="ЛУ и ТЛ (надпись продолжения)"/>
     <w:uiPriority w:val="4"/>
     <w:qFormat/>
@@ -16650,7 +17382,7 @@
       <w:lang w:val="ru-RU" w:eastAsia="en-US" w:bidi="ar-SA"/>
     </w:rPr>
   </w:style>
-  <w:style w:type="paragraph" w:styleId="Style75" w:customStyle="1">
+  <w:style w:type="paragraph" w:styleId="Style76" w:customStyle="1">
     <w:name w:val="ЛУ и ТЛ (абзац центрированный)"/>
     <w:uiPriority w:val="2"/>
     <w:qFormat/>
@@ -16691,9 +17423,9 @@
       <w:lang w:val="ru-RU" w:eastAsia="en-US" w:bidi="ar-SA"/>
     </w:rPr>
   </w:style>
-  <w:style w:type="paragraph" w:styleId="Style76" w:customStyle="1">
+  <w:style w:type="paragraph" w:styleId="Style77" w:customStyle="1">
     <w:name w:val="Предупреждение"/>
-    <w:next w:val="Style48"/>
+    <w:next w:val="Style49"/>
     <w:uiPriority w:val="11"/>
     <w:qFormat/>
     <w:pPr>
@@ -16715,9 +17447,9 @@
       <w:lang w:val="ru-RU" w:eastAsia="en-US" w:bidi="ar-SA"/>
     </w:rPr>
   </w:style>
-  <w:style w:type="paragraph" w:styleId="Style77" w:customStyle="1">
+  <w:style w:type="paragraph" w:styleId="Style78" w:customStyle="1">
     <w:name w:val="Абзац &quot;не отрывать от следующего&quot;"/>
-    <w:basedOn w:val="Style48"/>
+    <w:basedOn w:val="Style49"/>
     <w:next w:val="ListBullet3"/>
     <w:uiPriority w:val="9"/>
     <w:qFormat/>
@@ -16747,7 +17479,7 @@
       <w:lang w:val="ru-RU" w:eastAsia="en-US" w:bidi="ar-SA"/>
     </w:rPr>
   </w:style>
-  <w:style w:type="paragraph" w:styleId="Style78" w:customStyle="1">
+  <w:style w:type="paragraph" w:styleId="Style79" w:customStyle="1">
     <w:name w:val="Текст в рамках"/>
     <w:uiPriority w:val="38"/>
     <w:qFormat/>
@@ -16769,7 +17501,7 @@
   </w:style>
   <w:style w:type="paragraph" w:styleId="19" w:customStyle="1">
     <w:name w:val="Заголовок 1 (информационная часть)"/>
-    <w:next w:val="Style48"/>
+    <w:next w:val="Style49"/>
     <w:qFormat/>
     <w:pPr>
       <w:keepNext w:val="true"/>
@@ -16794,7 +17526,7 @@
   </w:style>
   <w:style w:type="paragraph" w:styleId="110" w:customStyle="1">
     <w:name w:val="Заголовок 1 (список"/>
-    <w:next w:val="Style48"/>
+    <w:next w:val="Style49"/>
     <w:uiPriority w:val="7"/>
     <w:qFormat/>
     <w:pPr>
@@ -16818,9 +17550,9 @@
       <w:lang w:val="ru-RU" w:eastAsia="en-US" w:bidi="ar-SA"/>
     </w:rPr>
   </w:style>
-  <w:style w:type="paragraph" w:styleId="Style79" w:customStyle="1">
+  <w:style w:type="paragraph" w:styleId="Style80" w:customStyle="1">
     <w:name w:val="Таблица (расшифровка формул/списков/перечней/...)"/>
-    <w:basedOn w:val="Style59"/>
+    <w:basedOn w:val="Style60"/>
     <w:uiPriority w:val="30"/>
     <w:qFormat/>
     <w:pPr/>
@@ -16970,7 +17702,7 @@
     <w:pPr/>
     <w:rPr/>
   </w:style>
-  <w:style w:type="paragraph" w:styleId="Style80">
+  <w:style w:type="paragraph" w:styleId="Style81">
     <w:name w:val="Содержимое таблицы"/>
     <w:basedOn w:val="Normal"/>
     <w:qFormat/>
@@ -16979,9 +17711,9 @@
     </w:pPr>
     <w:rPr/>
   </w:style>
-  <w:style w:type="paragraph" w:styleId="Style81">
+  <w:style w:type="paragraph" w:styleId="Style82">
     <w:name w:val="Заголовок таблицы"/>
-    <w:basedOn w:val="Style80"/>
+    <w:basedOn w:val="Style81"/>
     <w:qFormat/>
     <w:pPr>
       <w:suppressLineNumbers/>
@@ -16992,14 +17724,14 @@
       <w:bCs/>
     </w:rPr>
   </w:style>
-  <w:style w:type="paragraph" w:styleId="Style82">
+  <w:style w:type="paragraph" w:styleId="Style83">
     <w:name w:val="Содержимое врезки"/>
     <w:basedOn w:val="Normal"/>
     <w:qFormat/>
     <w:pPr/>
     <w:rPr/>
   </w:style>
-  <w:style w:type="numbering" w:styleId="Style83" w:default="1">
+  <w:style w:type="numbering" w:styleId="Style84" w:default="1">
     <w:name w:val="Без списка"/>
     <w:uiPriority w:val="99"/>
     <w:semiHidden/>
@@ -17010,63 +17742,63 @@
     <w:name w:val="ph_additiontitle"/>
     <w:qFormat/>
   </w:style>
-  <w:style w:type="numbering" w:styleId="Style84" w:customStyle="1">
+  <w:style w:type="numbering" w:styleId="Style85" w:customStyle="1">
     <w:name w:val="**абв_список"/>
     <w:qFormat/>
   </w:style>
-  <w:style w:type="numbering" w:styleId="Style85" w:customStyle="1">
+  <w:style w:type="numbering" w:styleId="Style86" w:customStyle="1">
     <w:name w:val="**Дефис_список"/>
     <w:qFormat/>
   </w:style>
-  <w:style w:type="numbering" w:styleId="Style86" w:customStyle="1">
+  <w:style w:type="numbering" w:styleId="Style87" w:customStyle="1">
     <w:name w:val="**Маркер_список"/>
     <w:qFormat/>
   </w:style>
-  <w:style w:type="numbering" w:styleId="Style87" w:customStyle="1">
+  <w:style w:type="numbering" w:styleId="Style88" w:customStyle="1">
     <w:name w:val="**Тире_список"/>
     <w:qFormat/>
   </w:style>
-  <w:style w:type="numbering" w:styleId="Style88" w:customStyle="1">
+  <w:style w:type="numbering" w:styleId="Style89" w:customStyle="1">
     <w:name w:val="Таблица (нумерованный)"/>
     <w:uiPriority w:val="99"/>
     <w:qFormat/>
   </w:style>
-  <w:style w:type="numbering" w:styleId="Style89" w:customStyle="1">
+  <w:style w:type="numbering" w:styleId="Style90" w:customStyle="1">
     <w:name w:val="Таблица (маркированный)"/>
     <w:uiPriority w:val="99"/>
     <w:qFormat/>
   </w:style>
-  <w:style w:type="numbering" w:styleId="Style90" w:customStyle="1">
+  <w:style w:type="numbering" w:styleId="Style91" w:customStyle="1">
     <w:name w:val="Маркированный"/>
     <w:uiPriority w:val="99"/>
     <w:qFormat/>
   </w:style>
-  <w:style w:type="numbering" w:styleId="Style91" w:customStyle="1">
+  <w:style w:type="numbering" w:styleId="Style92" w:customStyle="1">
     <w:name w:val="Заголовки"/>
     <w:uiPriority w:val="99"/>
     <w:qFormat/>
   </w:style>
-  <w:style w:type="numbering" w:styleId="Style92" w:customStyle="1">
+  <w:style w:type="numbering" w:styleId="Style93" w:customStyle="1">
     <w:name w:val="Нумерованный"/>
     <w:uiPriority w:val="99"/>
     <w:qFormat/>
   </w:style>
-  <w:style w:type="numbering" w:styleId="Style93" w:customStyle="1">
+  <w:style w:type="numbering" w:styleId="Style94" w:customStyle="1">
     <w:name w:val="Заголовки (приложение)"/>
     <w:uiPriority w:val="99"/>
     <w:qFormat/>
   </w:style>
-  <w:style w:type="numbering" w:styleId="Style94" w:customStyle="1">
+  <w:style w:type="numbering" w:styleId="Style95" w:customStyle="1">
     <w:name w:val="Таблица (пункты)"/>
     <w:uiPriority w:val="99"/>
     <w:qFormat/>
   </w:style>
-  <w:style w:type="numbering" w:styleId="Style95" w:customStyle="1">
+  <w:style w:type="numbering" w:styleId="Style96" w:customStyle="1">
     <w:name w:val="Текст программы и команды (структура без маркеров)"/>
     <w:uiPriority w:val="99"/>
     <w:qFormat/>
   </w:style>
-  <w:style w:type="numbering" w:styleId="Style96" w:customStyle="1">
+  <w:style w:type="numbering" w:styleId="Style97" w:customStyle="1">
     <w:name w:val="Нумерованный (порядок действий)"/>
     <w:uiPriority w:val="99"/>
     <w:qFormat/>
